--- a/app/templates/Photo six-up.docx
+++ b/app/templates/Photo six-up.docx
@@ -289,34 +289,6 @@
         </w:tc>
       </w:tr>
     </w:tbl>
-    <w:p>
-      <w:pPr>
-        <w:widowControl/>
-        <w:tabs>
-          <w:tab w:val="clear" w:pos="0"/>
-          <w:tab w:val="clear" w:pos="720"/>
-          <w:tab w:val="clear" w:pos="1440"/>
-          <w:tab w:val="clear" w:pos="2160"/>
-          <w:tab w:val="clear" w:pos="2880"/>
-          <w:tab w:val="clear" w:pos="3600"/>
-          <w:tab w:val="clear" w:pos="4320"/>
-          <w:tab w:val="clear" w:pos="5040"/>
-          <w:tab w:val="clear" w:pos="5760"/>
-          <w:tab w:val="clear" w:pos="6480"/>
-          <w:tab w:val="clear" w:pos="7200"/>
-          <w:tab w:val="clear" w:pos="7920"/>
-          <w:tab w:val="clear" w:pos="8640"/>
-        </w:tabs>
-        <w:autoSpaceDE/>
-        <w:autoSpaceDN/>
-        <w:adjustRightInd/>
-        <w:ind w:right="-144"/>
-        <w:jc w:val="center"/>
-        <w:rPr>
-          <w:b/>
-        </w:rPr>
-      </w:pPr>
-    </w:p>
     <w:p>
       <w:pPr>
         <w:widowControl/>
@@ -667,68 +639,12 @@
           <w:b/>
         </w:rPr>
       </w:pPr>
-    </w:p>
-    <w:p>
-      <w:pPr>
-        <w:widowControl/>
-        <w:tabs>
-          <w:tab w:val="clear" w:pos="0"/>
-          <w:tab w:val="clear" w:pos="720"/>
-          <w:tab w:val="clear" w:pos="1440"/>
-          <w:tab w:val="clear" w:pos="2160"/>
-          <w:tab w:val="clear" w:pos="2880"/>
-          <w:tab w:val="clear" w:pos="3600"/>
-          <w:tab w:val="clear" w:pos="4320"/>
-          <w:tab w:val="clear" w:pos="5040"/>
-          <w:tab w:val="clear" w:pos="5760"/>
-          <w:tab w:val="clear" w:pos="6480"/>
-          <w:tab w:val="clear" w:pos="7200"/>
-          <w:tab w:val="clear" w:pos="7920"/>
-          <w:tab w:val="clear" w:pos="8640"/>
-        </w:tabs>
-        <w:autoSpaceDE/>
-        <w:autoSpaceDN/>
-        <w:adjustRightInd/>
-        <w:ind w:right="-144"/>
-        <w:jc w:val="center"/>
-        <w:rPr>
-          <w:b/>
-        </w:rPr>
-      </w:pPr>
       <w:r>
         <w:rPr>
           <w:b/>
         </w:rPr>
         <w:br w:type="page"/>
       </w:r>
-    </w:p>
-    <w:p>
-      <w:pPr>
-        <w:widowControl/>
-        <w:tabs>
-          <w:tab w:val="clear" w:pos="0"/>
-          <w:tab w:val="clear" w:pos="720"/>
-          <w:tab w:val="clear" w:pos="1440"/>
-          <w:tab w:val="clear" w:pos="2160"/>
-          <w:tab w:val="clear" w:pos="2880"/>
-          <w:tab w:val="clear" w:pos="3600"/>
-          <w:tab w:val="clear" w:pos="4320"/>
-          <w:tab w:val="clear" w:pos="5040"/>
-          <w:tab w:val="clear" w:pos="5760"/>
-          <w:tab w:val="clear" w:pos="6480"/>
-          <w:tab w:val="clear" w:pos="7200"/>
-          <w:tab w:val="clear" w:pos="7920"/>
-          <w:tab w:val="clear" w:pos="8640"/>
-        </w:tabs>
-        <w:autoSpaceDE/>
-        <w:autoSpaceDN/>
-        <w:adjustRightInd/>
-        <w:ind w:right="-144"/>
-        <w:jc w:val="center"/>
-        <w:rPr>
-          <w:b/>
-        </w:rPr>
-      </w:pPr>
     </w:p>
     <w:tbl>
       <w:tblPr>
@@ -945,2053 +861,6 @@
       </w:tr>
       <w:tr>
         <w:trPr>
-          <w:trHeight w:val="662"/>
-        </w:trPr>
-        <w:tc>
-          <w:tcPr>
-            <w:tcW w:w="4824" w:type="dxa"/>
-            <w:tcBorders>
-              <w:top w:val="single" w:sz="4" w:space="0" w:color="auto"/>
-              <w:left w:val="single" w:sz="4" w:space="0" w:color="auto"/>
-              <w:bottom w:val="single" w:sz="4" w:space="0" w:color="auto"/>
-              <w:right w:val="single" w:sz="4" w:space="0" w:color="auto"/>
-            </w:tcBorders>
-            <w:vAlign w:val="center"/>
-          </w:tcPr>
-          <w:p>
-            <w:pPr>
-              <w:jc w:val="center"/>
-            </w:pPr>
-          </w:p>
-        </w:tc>
-        <w:tc>
-          <w:tcPr>
-            <w:tcW w:w="4824" w:type="dxa"/>
-            <w:tcBorders>
-              <w:top w:val="single" w:sz="4" w:space="0" w:color="auto"/>
-              <w:left w:val="single" w:sz="4" w:space="0" w:color="auto"/>
-              <w:bottom w:val="single" w:sz="4" w:space="0" w:color="auto"/>
-              <w:right w:val="single" w:sz="4" w:space="0" w:color="auto"/>
-            </w:tcBorders>
-            <w:vAlign w:val="center"/>
-          </w:tcPr>
-          <w:p>
-            <w:pPr>
-              <w:jc w:val="center"/>
-            </w:pPr>
-          </w:p>
-        </w:tc>
-      </w:tr>
-    </w:tbl>
-    <w:p>
-      <w:pPr>
-        <w:widowControl/>
-        <w:tabs>
-          <w:tab w:val="clear" w:pos="0"/>
-          <w:tab w:val="clear" w:pos="720"/>
-          <w:tab w:val="clear" w:pos="1440"/>
-          <w:tab w:val="clear" w:pos="2160"/>
-          <w:tab w:val="clear" w:pos="2880"/>
-          <w:tab w:val="clear" w:pos="3600"/>
-          <w:tab w:val="clear" w:pos="4320"/>
-          <w:tab w:val="clear" w:pos="5040"/>
-          <w:tab w:val="clear" w:pos="5760"/>
-          <w:tab w:val="clear" w:pos="6480"/>
-          <w:tab w:val="clear" w:pos="7200"/>
-          <w:tab w:val="clear" w:pos="7920"/>
-          <w:tab w:val="clear" w:pos="8640"/>
-        </w:tabs>
-        <w:autoSpaceDE/>
-        <w:autoSpaceDN/>
-        <w:adjustRightInd/>
-        <w:ind w:right="-144"/>
-        <w:jc w:val="center"/>
-        <w:rPr>
-          <w:b/>
-        </w:rPr>
-      </w:pPr>
-    </w:p>
-    <w:p>
-      <w:pPr>
-        <w:widowControl/>
-        <w:tabs>
-          <w:tab w:val="clear" w:pos="0"/>
-          <w:tab w:val="clear" w:pos="720"/>
-          <w:tab w:val="clear" w:pos="1440"/>
-          <w:tab w:val="clear" w:pos="2160"/>
-          <w:tab w:val="clear" w:pos="2880"/>
-          <w:tab w:val="clear" w:pos="3600"/>
-          <w:tab w:val="clear" w:pos="4320"/>
-          <w:tab w:val="clear" w:pos="5040"/>
-          <w:tab w:val="clear" w:pos="5760"/>
-          <w:tab w:val="clear" w:pos="6480"/>
-          <w:tab w:val="clear" w:pos="7200"/>
-          <w:tab w:val="clear" w:pos="7920"/>
-          <w:tab w:val="clear" w:pos="8640"/>
-        </w:tabs>
-        <w:autoSpaceDE/>
-        <w:autoSpaceDN/>
-        <w:adjustRightInd/>
-        <w:ind w:right="-144"/>
-        <w:jc w:val="center"/>
-        <w:rPr>
-          <w:b/>
-        </w:rPr>
-      </w:pPr>
-      <w:r>
-        <w:rPr>
-          <w:b/>
-        </w:rPr>
-        <w:br w:type="page"/>
-      </w:r>
-    </w:p>
-    <w:p>
-      <w:pPr>
-        <w:widowControl/>
-        <w:tabs>
-          <w:tab w:val="clear" w:pos="0"/>
-          <w:tab w:val="clear" w:pos="720"/>
-          <w:tab w:val="clear" w:pos="1440"/>
-          <w:tab w:val="clear" w:pos="2160"/>
-          <w:tab w:val="clear" w:pos="2880"/>
-          <w:tab w:val="clear" w:pos="3600"/>
-          <w:tab w:val="clear" w:pos="4320"/>
-          <w:tab w:val="clear" w:pos="5040"/>
-          <w:tab w:val="clear" w:pos="5760"/>
-          <w:tab w:val="clear" w:pos="6480"/>
-          <w:tab w:val="clear" w:pos="7200"/>
-          <w:tab w:val="clear" w:pos="7920"/>
-          <w:tab w:val="clear" w:pos="8640"/>
-        </w:tabs>
-        <w:autoSpaceDE/>
-        <w:autoSpaceDN/>
-        <w:adjustRightInd/>
-        <w:ind w:right="-144"/>
-        <w:jc w:val="center"/>
-        <w:rPr>
-          <w:b/>
-        </w:rPr>
-      </w:pPr>
-    </w:p>
-    <w:tbl>
-      <w:tblPr>
-        <w:tblW w:w="0" w:type="auto"/>
-        <w:tblBorders>
-          <w:top w:val="single" w:sz="4" w:space="0" w:color="auto"/>
-          <w:left w:val="single" w:sz="4" w:space="0" w:color="auto"/>
-          <w:bottom w:val="single" w:sz="4" w:space="0" w:color="auto"/>
-          <w:right w:val="single" w:sz="4" w:space="0" w:color="auto"/>
-          <w:insideH w:val="single" w:sz="4" w:space="0" w:color="auto"/>
-          <w:insideV w:val="single" w:sz="4" w:space="0" w:color="auto"/>
-        </w:tblBorders>
-        <w:tblLayout w:type="fixed"/>
-        <w:tblLook w:val="04A0" w:firstRow="1" w:lastRow="0" w:firstColumn="1" w:lastColumn="0" w:noHBand="0" w:noVBand="1"/>
-      </w:tblPr>
-      <w:tblGrid>
-        <w:gridCol w:w="4824"/>
-        <w:gridCol w:w="4824"/>
-      </w:tblGrid>
-      <w:tr>
-        <w:trPr>
-          <w:trHeight w:val="3744"/>
-        </w:trPr>
-        <w:tc>
-          <w:tcPr>
-            <w:tcW w:w="4824" w:type="dxa"/>
-            <w:tcBorders>
-              <w:top w:val="single" w:sz="4" w:space="0" w:color="auto"/>
-              <w:left w:val="single" w:sz="4" w:space="0" w:color="auto"/>
-              <w:bottom w:val="single" w:sz="4" w:space="0" w:color="auto"/>
-              <w:right w:val="single" w:sz="4" w:space="0" w:color="auto"/>
-            </w:tcBorders>
-            <w:vAlign w:val="center"/>
-          </w:tcPr>
-          <w:p>
-            <w:pPr>
-              <w:jc w:val="center"/>
-            </w:pPr>
-          </w:p>
-        </w:tc>
-        <w:tc>
-          <w:tcPr>
-            <w:tcW w:w="4824" w:type="dxa"/>
-            <w:tcBorders>
-              <w:top w:val="single" w:sz="4" w:space="0" w:color="auto"/>
-              <w:left w:val="single" w:sz="4" w:space="0" w:color="auto"/>
-              <w:bottom w:val="single" w:sz="4" w:space="0" w:color="auto"/>
-              <w:right w:val="single" w:sz="4" w:space="0" w:color="auto"/>
-            </w:tcBorders>
-            <w:vAlign w:val="center"/>
-          </w:tcPr>
-          <w:p>
-            <w:pPr>
-              <w:jc w:val="center"/>
-            </w:pPr>
-          </w:p>
-        </w:tc>
-      </w:tr>
-      <w:tr>
-        <w:trPr>
-          <w:trHeight w:val="662"/>
-        </w:trPr>
-        <w:tc>
-          <w:tcPr>
-            <w:tcW w:w="4824" w:type="dxa"/>
-            <w:tcBorders>
-              <w:top w:val="single" w:sz="4" w:space="0" w:color="auto"/>
-              <w:left w:val="single" w:sz="4" w:space="0" w:color="auto"/>
-              <w:bottom w:val="single" w:sz="4" w:space="0" w:color="auto"/>
-              <w:right w:val="single" w:sz="4" w:space="0" w:color="auto"/>
-            </w:tcBorders>
-            <w:vAlign w:val="center"/>
-          </w:tcPr>
-          <w:p>
-            <w:pPr>
-              <w:jc w:val="center"/>
-            </w:pPr>
-          </w:p>
-        </w:tc>
-        <w:tc>
-          <w:tcPr>
-            <w:tcW w:w="4824" w:type="dxa"/>
-            <w:tcBorders>
-              <w:top w:val="single" w:sz="4" w:space="0" w:color="auto"/>
-              <w:left w:val="single" w:sz="4" w:space="0" w:color="auto"/>
-              <w:bottom w:val="single" w:sz="4" w:space="0" w:color="auto"/>
-              <w:right w:val="single" w:sz="4" w:space="0" w:color="auto"/>
-            </w:tcBorders>
-            <w:vAlign w:val="center"/>
-          </w:tcPr>
-          <w:p>
-            <w:pPr>
-              <w:jc w:val="center"/>
-            </w:pPr>
-          </w:p>
-        </w:tc>
-      </w:tr>
-      <w:tr>
-        <w:trPr>
-          <w:trHeight w:val="3744"/>
-        </w:trPr>
-        <w:tc>
-          <w:tcPr>
-            <w:tcW w:w="4824" w:type="dxa"/>
-            <w:tcBorders>
-              <w:top w:val="single" w:sz="4" w:space="0" w:color="auto"/>
-              <w:left w:val="single" w:sz="4" w:space="0" w:color="auto"/>
-              <w:bottom w:val="single" w:sz="4" w:space="0" w:color="auto"/>
-              <w:right w:val="single" w:sz="4" w:space="0" w:color="auto"/>
-            </w:tcBorders>
-            <w:vAlign w:val="center"/>
-          </w:tcPr>
-          <w:p>
-            <w:pPr>
-              <w:jc w:val="center"/>
-            </w:pPr>
-          </w:p>
-        </w:tc>
-        <w:tc>
-          <w:tcPr>
-            <w:tcW w:w="4824" w:type="dxa"/>
-            <w:tcBorders>
-              <w:top w:val="single" w:sz="4" w:space="0" w:color="auto"/>
-              <w:left w:val="single" w:sz="4" w:space="0" w:color="auto"/>
-              <w:bottom w:val="single" w:sz="4" w:space="0" w:color="auto"/>
-              <w:right w:val="single" w:sz="4" w:space="0" w:color="auto"/>
-            </w:tcBorders>
-            <w:vAlign w:val="center"/>
-          </w:tcPr>
-          <w:p>
-            <w:pPr>
-              <w:jc w:val="center"/>
-            </w:pPr>
-          </w:p>
-        </w:tc>
-      </w:tr>
-      <w:tr>
-        <w:trPr>
-          <w:trHeight w:val="662"/>
-        </w:trPr>
-        <w:tc>
-          <w:tcPr>
-            <w:tcW w:w="4824" w:type="dxa"/>
-            <w:tcBorders>
-              <w:top w:val="single" w:sz="4" w:space="0" w:color="auto"/>
-              <w:left w:val="single" w:sz="4" w:space="0" w:color="auto"/>
-              <w:bottom w:val="single" w:sz="4" w:space="0" w:color="auto"/>
-              <w:right w:val="single" w:sz="4" w:space="0" w:color="auto"/>
-            </w:tcBorders>
-            <w:vAlign w:val="center"/>
-          </w:tcPr>
-          <w:p>
-            <w:pPr>
-              <w:jc w:val="center"/>
-            </w:pPr>
-          </w:p>
-        </w:tc>
-        <w:tc>
-          <w:tcPr>
-            <w:tcW w:w="4824" w:type="dxa"/>
-            <w:tcBorders>
-              <w:top w:val="single" w:sz="4" w:space="0" w:color="auto"/>
-              <w:left w:val="single" w:sz="4" w:space="0" w:color="auto"/>
-              <w:bottom w:val="single" w:sz="4" w:space="0" w:color="auto"/>
-              <w:right w:val="single" w:sz="4" w:space="0" w:color="auto"/>
-            </w:tcBorders>
-            <w:vAlign w:val="center"/>
-          </w:tcPr>
-          <w:p>
-            <w:pPr>
-              <w:jc w:val="center"/>
-            </w:pPr>
-          </w:p>
-        </w:tc>
-      </w:tr>
-      <w:tr>
-        <w:trPr>
-          <w:trHeight w:val="3744"/>
-        </w:trPr>
-        <w:tc>
-          <w:tcPr>
-            <w:tcW w:w="4824" w:type="dxa"/>
-            <w:tcBorders>
-              <w:top w:val="single" w:sz="4" w:space="0" w:color="auto"/>
-              <w:left w:val="single" w:sz="4" w:space="0" w:color="auto"/>
-              <w:bottom w:val="single" w:sz="4" w:space="0" w:color="auto"/>
-              <w:right w:val="single" w:sz="4" w:space="0" w:color="auto"/>
-            </w:tcBorders>
-            <w:vAlign w:val="center"/>
-          </w:tcPr>
-          <w:p>
-            <w:pPr>
-              <w:jc w:val="center"/>
-            </w:pPr>
-          </w:p>
-        </w:tc>
-        <w:tc>
-          <w:tcPr>
-            <w:tcW w:w="4824" w:type="dxa"/>
-            <w:tcBorders>
-              <w:top w:val="single" w:sz="4" w:space="0" w:color="auto"/>
-              <w:left w:val="single" w:sz="4" w:space="0" w:color="auto"/>
-              <w:bottom w:val="single" w:sz="4" w:space="0" w:color="auto"/>
-              <w:right w:val="single" w:sz="4" w:space="0" w:color="auto"/>
-            </w:tcBorders>
-            <w:vAlign w:val="center"/>
-          </w:tcPr>
-          <w:p>
-            <w:pPr>
-              <w:jc w:val="center"/>
-            </w:pPr>
-          </w:p>
-        </w:tc>
-      </w:tr>
-      <w:tr>
-        <w:trPr>
-          <w:trHeight w:val="662"/>
-        </w:trPr>
-        <w:tc>
-          <w:tcPr>
-            <w:tcW w:w="4824" w:type="dxa"/>
-            <w:tcBorders>
-              <w:top w:val="single" w:sz="4" w:space="0" w:color="auto"/>
-              <w:left w:val="single" w:sz="4" w:space="0" w:color="auto"/>
-              <w:bottom w:val="single" w:sz="4" w:space="0" w:color="auto"/>
-              <w:right w:val="single" w:sz="4" w:space="0" w:color="auto"/>
-            </w:tcBorders>
-            <w:vAlign w:val="center"/>
-          </w:tcPr>
-          <w:p>
-            <w:pPr>
-              <w:jc w:val="center"/>
-            </w:pPr>
-          </w:p>
-        </w:tc>
-        <w:tc>
-          <w:tcPr>
-            <w:tcW w:w="4824" w:type="dxa"/>
-            <w:tcBorders>
-              <w:top w:val="single" w:sz="4" w:space="0" w:color="auto"/>
-              <w:left w:val="single" w:sz="4" w:space="0" w:color="auto"/>
-              <w:bottom w:val="single" w:sz="4" w:space="0" w:color="auto"/>
-              <w:right w:val="single" w:sz="4" w:space="0" w:color="auto"/>
-            </w:tcBorders>
-            <w:vAlign w:val="center"/>
-          </w:tcPr>
-          <w:p>
-            <w:pPr>
-              <w:jc w:val="center"/>
-            </w:pPr>
-          </w:p>
-        </w:tc>
-      </w:tr>
-    </w:tbl>
-    <w:p>
-      <w:pPr>
-        <w:widowControl/>
-        <w:tabs>
-          <w:tab w:val="clear" w:pos="0"/>
-          <w:tab w:val="clear" w:pos="720"/>
-          <w:tab w:val="clear" w:pos="1440"/>
-          <w:tab w:val="clear" w:pos="2160"/>
-          <w:tab w:val="clear" w:pos="2880"/>
-          <w:tab w:val="clear" w:pos="3600"/>
-          <w:tab w:val="clear" w:pos="4320"/>
-          <w:tab w:val="clear" w:pos="5040"/>
-          <w:tab w:val="clear" w:pos="5760"/>
-          <w:tab w:val="clear" w:pos="6480"/>
-          <w:tab w:val="clear" w:pos="7200"/>
-          <w:tab w:val="clear" w:pos="7920"/>
-          <w:tab w:val="clear" w:pos="8640"/>
-        </w:tabs>
-        <w:autoSpaceDE/>
-        <w:autoSpaceDN/>
-        <w:adjustRightInd/>
-        <w:ind w:right="-144"/>
-        <w:jc w:val="center"/>
-        <w:rPr>
-          <w:b/>
-        </w:rPr>
-      </w:pPr>
-    </w:p>
-    <w:p>
-      <w:pPr>
-        <w:widowControl/>
-        <w:tabs>
-          <w:tab w:val="clear" w:pos="0"/>
-          <w:tab w:val="clear" w:pos="720"/>
-          <w:tab w:val="clear" w:pos="1440"/>
-          <w:tab w:val="clear" w:pos="2160"/>
-          <w:tab w:val="clear" w:pos="2880"/>
-          <w:tab w:val="clear" w:pos="3600"/>
-          <w:tab w:val="clear" w:pos="4320"/>
-          <w:tab w:val="clear" w:pos="5040"/>
-          <w:tab w:val="clear" w:pos="5760"/>
-          <w:tab w:val="clear" w:pos="6480"/>
-          <w:tab w:val="clear" w:pos="7200"/>
-          <w:tab w:val="clear" w:pos="7920"/>
-          <w:tab w:val="clear" w:pos="8640"/>
-        </w:tabs>
-        <w:autoSpaceDE/>
-        <w:autoSpaceDN/>
-        <w:adjustRightInd/>
-        <w:ind w:right="-144"/>
-        <w:jc w:val="center"/>
-        <w:rPr>
-          <w:b/>
-        </w:rPr>
-      </w:pPr>
-      <w:r>
-        <w:rPr>
-          <w:b/>
-        </w:rPr>
-        <w:br w:type="page"/>
-      </w:r>
-    </w:p>
-    <w:p>
-      <w:pPr>
-        <w:widowControl/>
-        <w:tabs>
-          <w:tab w:val="clear" w:pos="0"/>
-          <w:tab w:val="clear" w:pos="720"/>
-          <w:tab w:val="clear" w:pos="1440"/>
-          <w:tab w:val="clear" w:pos="2160"/>
-          <w:tab w:val="clear" w:pos="2880"/>
-          <w:tab w:val="clear" w:pos="3600"/>
-          <w:tab w:val="clear" w:pos="4320"/>
-          <w:tab w:val="clear" w:pos="5040"/>
-          <w:tab w:val="clear" w:pos="5760"/>
-          <w:tab w:val="clear" w:pos="6480"/>
-          <w:tab w:val="clear" w:pos="7200"/>
-          <w:tab w:val="clear" w:pos="7920"/>
-          <w:tab w:val="clear" w:pos="8640"/>
-        </w:tabs>
-        <w:autoSpaceDE/>
-        <w:autoSpaceDN/>
-        <w:adjustRightInd/>
-        <w:ind w:right="-144"/>
-        <w:jc w:val="center"/>
-        <w:rPr>
-          <w:b/>
-        </w:rPr>
-      </w:pPr>
-    </w:p>
-    <w:tbl>
-      <w:tblPr>
-        <w:tblW w:w="0" w:type="auto"/>
-        <w:tblBorders>
-          <w:top w:val="single" w:sz="4" w:space="0" w:color="auto"/>
-          <w:left w:val="single" w:sz="4" w:space="0" w:color="auto"/>
-          <w:bottom w:val="single" w:sz="4" w:space="0" w:color="auto"/>
-          <w:right w:val="single" w:sz="4" w:space="0" w:color="auto"/>
-          <w:insideH w:val="single" w:sz="4" w:space="0" w:color="auto"/>
-          <w:insideV w:val="single" w:sz="4" w:space="0" w:color="auto"/>
-        </w:tblBorders>
-        <w:tblLayout w:type="fixed"/>
-        <w:tblLook w:val="04A0" w:firstRow="1" w:lastRow="0" w:firstColumn="1" w:lastColumn="0" w:noHBand="0" w:noVBand="1"/>
-      </w:tblPr>
-      <w:tblGrid>
-        <w:gridCol w:w="4824"/>
-        <w:gridCol w:w="4824"/>
-      </w:tblGrid>
-      <w:tr>
-        <w:trPr>
-          <w:trHeight w:val="3744"/>
-        </w:trPr>
-        <w:tc>
-          <w:tcPr>
-            <w:tcW w:w="4824" w:type="dxa"/>
-            <w:tcBorders>
-              <w:top w:val="single" w:sz="4" w:space="0" w:color="auto"/>
-              <w:left w:val="single" w:sz="4" w:space="0" w:color="auto"/>
-              <w:bottom w:val="single" w:sz="4" w:space="0" w:color="auto"/>
-              <w:right w:val="single" w:sz="4" w:space="0" w:color="auto"/>
-            </w:tcBorders>
-            <w:vAlign w:val="center"/>
-          </w:tcPr>
-          <w:p>
-            <w:pPr>
-              <w:jc w:val="center"/>
-            </w:pPr>
-          </w:p>
-        </w:tc>
-        <w:tc>
-          <w:tcPr>
-            <w:tcW w:w="4824" w:type="dxa"/>
-            <w:tcBorders>
-              <w:top w:val="single" w:sz="4" w:space="0" w:color="auto"/>
-              <w:left w:val="single" w:sz="4" w:space="0" w:color="auto"/>
-              <w:bottom w:val="single" w:sz="4" w:space="0" w:color="auto"/>
-              <w:right w:val="single" w:sz="4" w:space="0" w:color="auto"/>
-            </w:tcBorders>
-            <w:vAlign w:val="center"/>
-          </w:tcPr>
-          <w:p>
-            <w:pPr>
-              <w:jc w:val="center"/>
-            </w:pPr>
-          </w:p>
-        </w:tc>
-      </w:tr>
-      <w:tr>
-        <w:trPr>
-          <w:trHeight w:val="662"/>
-        </w:trPr>
-        <w:tc>
-          <w:tcPr>
-            <w:tcW w:w="4824" w:type="dxa"/>
-            <w:tcBorders>
-              <w:top w:val="single" w:sz="4" w:space="0" w:color="auto"/>
-              <w:left w:val="single" w:sz="4" w:space="0" w:color="auto"/>
-              <w:bottom w:val="single" w:sz="4" w:space="0" w:color="auto"/>
-              <w:right w:val="single" w:sz="4" w:space="0" w:color="auto"/>
-            </w:tcBorders>
-            <w:vAlign w:val="center"/>
-          </w:tcPr>
-          <w:p>
-            <w:pPr>
-              <w:jc w:val="center"/>
-            </w:pPr>
-          </w:p>
-        </w:tc>
-        <w:tc>
-          <w:tcPr>
-            <w:tcW w:w="4824" w:type="dxa"/>
-            <w:tcBorders>
-              <w:top w:val="single" w:sz="4" w:space="0" w:color="auto"/>
-              <w:left w:val="single" w:sz="4" w:space="0" w:color="auto"/>
-              <w:bottom w:val="single" w:sz="4" w:space="0" w:color="auto"/>
-              <w:right w:val="single" w:sz="4" w:space="0" w:color="auto"/>
-            </w:tcBorders>
-            <w:vAlign w:val="center"/>
-          </w:tcPr>
-          <w:p>
-            <w:pPr>
-              <w:jc w:val="center"/>
-            </w:pPr>
-          </w:p>
-        </w:tc>
-      </w:tr>
-      <w:tr>
-        <w:trPr>
-          <w:trHeight w:val="3744"/>
-        </w:trPr>
-        <w:tc>
-          <w:tcPr>
-            <w:tcW w:w="4824" w:type="dxa"/>
-            <w:tcBorders>
-              <w:top w:val="single" w:sz="4" w:space="0" w:color="auto"/>
-              <w:left w:val="single" w:sz="4" w:space="0" w:color="auto"/>
-              <w:bottom w:val="single" w:sz="4" w:space="0" w:color="auto"/>
-              <w:right w:val="single" w:sz="4" w:space="0" w:color="auto"/>
-            </w:tcBorders>
-            <w:vAlign w:val="center"/>
-          </w:tcPr>
-          <w:p>
-            <w:pPr>
-              <w:jc w:val="center"/>
-            </w:pPr>
-          </w:p>
-        </w:tc>
-        <w:tc>
-          <w:tcPr>
-            <w:tcW w:w="4824" w:type="dxa"/>
-            <w:tcBorders>
-              <w:top w:val="single" w:sz="4" w:space="0" w:color="auto"/>
-              <w:left w:val="single" w:sz="4" w:space="0" w:color="auto"/>
-              <w:bottom w:val="single" w:sz="4" w:space="0" w:color="auto"/>
-              <w:right w:val="single" w:sz="4" w:space="0" w:color="auto"/>
-            </w:tcBorders>
-            <w:vAlign w:val="center"/>
-          </w:tcPr>
-          <w:p>
-            <w:pPr>
-              <w:jc w:val="center"/>
-            </w:pPr>
-          </w:p>
-        </w:tc>
-      </w:tr>
-      <w:tr>
-        <w:trPr>
-          <w:trHeight w:val="662"/>
-        </w:trPr>
-        <w:tc>
-          <w:tcPr>
-            <w:tcW w:w="4824" w:type="dxa"/>
-            <w:tcBorders>
-              <w:top w:val="single" w:sz="4" w:space="0" w:color="auto"/>
-              <w:left w:val="single" w:sz="4" w:space="0" w:color="auto"/>
-              <w:bottom w:val="single" w:sz="4" w:space="0" w:color="auto"/>
-              <w:right w:val="single" w:sz="4" w:space="0" w:color="auto"/>
-            </w:tcBorders>
-            <w:vAlign w:val="center"/>
-          </w:tcPr>
-          <w:p>
-            <w:pPr>
-              <w:jc w:val="center"/>
-            </w:pPr>
-          </w:p>
-        </w:tc>
-        <w:tc>
-          <w:tcPr>
-            <w:tcW w:w="4824" w:type="dxa"/>
-            <w:tcBorders>
-              <w:top w:val="single" w:sz="4" w:space="0" w:color="auto"/>
-              <w:left w:val="single" w:sz="4" w:space="0" w:color="auto"/>
-              <w:bottom w:val="single" w:sz="4" w:space="0" w:color="auto"/>
-              <w:right w:val="single" w:sz="4" w:space="0" w:color="auto"/>
-            </w:tcBorders>
-            <w:vAlign w:val="center"/>
-          </w:tcPr>
-          <w:p>
-            <w:pPr>
-              <w:jc w:val="center"/>
-            </w:pPr>
-          </w:p>
-        </w:tc>
-      </w:tr>
-      <w:tr>
-        <w:trPr>
-          <w:trHeight w:val="3744"/>
-        </w:trPr>
-        <w:tc>
-          <w:tcPr>
-            <w:tcW w:w="4824" w:type="dxa"/>
-            <w:tcBorders>
-              <w:top w:val="single" w:sz="4" w:space="0" w:color="auto"/>
-              <w:left w:val="single" w:sz="4" w:space="0" w:color="auto"/>
-              <w:bottom w:val="single" w:sz="4" w:space="0" w:color="auto"/>
-              <w:right w:val="single" w:sz="4" w:space="0" w:color="auto"/>
-            </w:tcBorders>
-            <w:vAlign w:val="center"/>
-          </w:tcPr>
-          <w:p>
-            <w:pPr>
-              <w:jc w:val="center"/>
-            </w:pPr>
-          </w:p>
-        </w:tc>
-        <w:tc>
-          <w:tcPr>
-            <w:tcW w:w="4824" w:type="dxa"/>
-            <w:tcBorders>
-              <w:top w:val="single" w:sz="4" w:space="0" w:color="auto"/>
-              <w:left w:val="single" w:sz="4" w:space="0" w:color="auto"/>
-              <w:bottom w:val="single" w:sz="4" w:space="0" w:color="auto"/>
-              <w:right w:val="single" w:sz="4" w:space="0" w:color="auto"/>
-            </w:tcBorders>
-            <w:vAlign w:val="center"/>
-          </w:tcPr>
-          <w:p>
-            <w:pPr>
-              <w:jc w:val="center"/>
-            </w:pPr>
-          </w:p>
-        </w:tc>
-      </w:tr>
-      <w:tr>
-        <w:trPr>
-          <w:trHeight w:val="662"/>
-        </w:trPr>
-        <w:tc>
-          <w:tcPr>
-            <w:tcW w:w="4824" w:type="dxa"/>
-            <w:tcBorders>
-              <w:top w:val="single" w:sz="4" w:space="0" w:color="auto"/>
-              <w:left w:val="single" w:sz="4" w:space="0" w:color="auto"/>
-              <w:bottom w:val="single" w:sz="4" w:space="0" w:color="auto"/>
-              <w:right w:val="single" w:sz="4" w:space="0" w:color="auto"/>
-            </w:tcBorders>
-            <w:vAlign w:val="center"/>
-          </w:tcPr>
-          <w:p>
-            <w:pPr>
-              <w:jc w:val="center"/>
-            </w:pPr>
-          </w:p>
-        </w:tc>
-        <w:tc>
-          <w:tcPr>
-            <w:tcW w:w="4824" w:type="dxa"/>
-            <w:tcBorders>
-              <w:top w:val="single" w:sz="4" w:space="0" w:color="auto"/>
-              <w:left w:val="single" w:sz="4" w:space="0" w:color="auto"/>
-              <w:bottom w:val="single" w:sz="4" w:space="0" w:color="auto"/>
-              <w:right w:val="single" w:sz="4" w:space="0" w:color="auto"/>
-            </w:tcBorders>
-            <w:vAlign w:val="center"/>
-          </w:tcPr>
-          <w:p>
-            <w:pPr>
-              <w:jc w:val="center"/>
-            </w:pPr>
-          </w:p>
-        </w:tc>
-      </w:tr>
-    </w:tbl>
-    <w:p>
-      <w:pPr>
-        <w:widowControl/>
-        <w:tabs>
-          <w:tab w:val="clear" w:pos="0"/>
-          <w:tab w:val="clear" w:pos="720"/>
-          <w:tab w:val="clear" w:pos="1440"/>
-          <w:tab w:val="clear" w:pos="2160"/>
-          <w:tab w:val="clear" w:pos="2880"/>
-          <w:tab w:val="clear" w:pos="3600"/>
-          <w:tab w:val="clear" w:pos="4320"/>
-          <w:tab w:val="clear" w:pos="5040"/>
-          <w:tab w:val="clear" w:pos="5760"/>
-          <w:tab w:val="clear" w:pos="6480"/>
-          <w:tab w:val="clear" w:pos="7200"/>
-          <w:tab w:val="clear" w:pos="7920"/>
-          <w:tab w:val="clear" w:pos="8640"/>
-        </w:tabs>
-        <w:autoSpaceDE/>
-        <w:autoSpaceDN/>
-        <w:adjustRightInd/>
-        <w:ind w:right="-144"/>
-        <w:jc w:val="center"/>
-        <w:rPr>
-          <w:b/>
-        </w:rPr>
-      </w:pPr>
-    </w:p>
-    <w:p>
-      <w:pPr>
-        <w:widowControl/>
-        <w:tabs>
-          <w:tab w:val="clear" w:pos="0"/>
-          <w:tab w:val="clear" w:pos="720"/>
-          <w:tab w:val="clear" w:pos="1440"/>
-          <w:tab w:val="clear" w:pos="2160"/>
-          <w:tab w:val="clear" w:pos="2880"/>
-          <w:tab w:val="clear" w:pos="3600"/>
-          <w:tab w:val="clear" w:pos="4320"/>
-          <w:tab w:val="clear" w:pos="5040"/>
-          <w:tab w:val="clear" w:pos="5760"/>
-          <w:tab w:val="clear" w:pos="6480"/>
-          <w:tab w:val="clear" w:pos="7200"/>
-          <w:tab w:val="clear" w:pos="7920"/>
-          <w:tab w:val="clear" w:pos="8640"/>
-        </w:tabs>
-        <w:autoSpaceDE/>
-        <w:autoSpaceDN/>
-        <w:adjustRightInd/>
-        <w:ind w:right="-144"/>
-        <w:jc w:val="center"/>
-        <w:rPr>
-          <w:b/>
-        </w:rPr>
-      </w:pPr>
-      <w:r>
-        <w:rPr>
-          <w:b/>
-        </w:rPr>
-        <w:br w:type="page"/>
-      </w:r>
-    </w:p>
-    <w:p>
-      <w:pPr>
-        <w:widowControl/>
-        <w:tabs>
-          <w:tab w:val="clear" w:pos="0"/>
-          <w:tab w:val="clear" w:pos="720"/>
-          <w:tab w:val="clear" w:pos="1440"/>
-          <w:tab w:val="clear" w:pos="2160"/>
-          <w:tab w:val="clear" w:pos="2880"/>
-          <w:tab w:val="clear" w:pos="3600"/>
-          <w:tab w:val="clear" w:pos="4320"/>
-          <w:tab w:val="clear" w:pos="5040"/>
-          <w:tab w:val="clear" w:pos="5760"/>
-          <w:tab w:val="clear" w:pos="6480"/>
-          <w:tab w:val="clear" w:pos="7200"/>
-          <w:tab w:val="clear" w:pos="7920"/>
-          <w:tab w:val="clear" w:pos="8640"/>
-        </w:tabs>
-        <w:autoSpaceDE/>
-        <w:autoSpaceDN/>
-        <w:adjustRightInd/>
-        <w:ind w:right="-144"/>
-        <w:jc w:val="center"/>
-        <w:rPr>
-          <w:b/>
-        </w:rPr>
-      </w:pPr>
-    </w:p>
-    <w:tbl>
-      <w:tblPr>
-        <w:tblW w:w="0" w:type="auto"/>
-        <w:tblBorders>
-          <w:top w:val="single" w:sz="4" w:space="0" w:color="auto"/>
-          <w:left w:val="single" w:sz="4" w:space="0" w:color="auto"/>
-          <w:bottom w:val="single" w:sz="4" w:space="0" w:color="auto"/>
-          <w:right w:val="single" w:sz="4" w:space="0" w:color="auto"/>
-          <w:insideH w:val="single" w:sz="4" w:space="0" w:color="auto"/>
-          <w:insideV w:val="single" w:sz="4" w:space="0" w:color="auto"/>
-        </w:tblBorders>
-        <w:tblLayout w:type="fixed"/>
-        <w:tblLook w:val="04A0" w:firstRow="1" w:lastRow="0" w:firstColumn="1" w:lastColumn="0" w:noHBand="0" w:noVBand="1"/>
-      </w:tblPr>
-      <w:tblGrid>
-        <w:gridCol w:w="4824"/>
-        <w:gridCol w:w="4824"/>
-      </w:tblGrid>
-      <w:tr>
-        <w:trPr>
-          <w:trHeight w:val="3744"/>
-        </w:trPr>
-        <w:tc>
-          <w:tcPr>
-            <w:tcW w:w="4824" w:type="dxa"/>
-            <w:tcBorders>
-              <w:top w:val="single" w:sz="4" w:space="0" w:color="auto"/>
-              <w:left w:val="single" w:sz="4" w:space="0" w:color="auto"/>
-              <w:bottom w:val="single" w:sz="4" w:space="0" w:color="auto"/>
-              <w:right w:val="single" w:sz="4" w:space="0" w:color="auto"/>
-            </w:tcBorders>
-            <w:vAlign w:val="center"/>
-          </w:tcPr>
-          <w:p>
-            <w:pPr>
-              <w:jc w:val="center"/>
-            </w:pPr>
-          </w:p>
-        </w:tc>
-        <w:tc>
-          <w:tcPr>
-            <w:tcW w:w="4824" w:type="dxa"/>
-            <w:tcBorders>
-              <w:top w:val="single" w:sz="4" w:space="0" w:color="auto"/>
-              <w:left w:val="single" w:sz="4" w:space="0" w:color="auto"/>
-              <w:bottom w:val="single" w:sz="4" w:space="0" w:color="auto"/>
-              <w:right w:val="single" w:sz="4" w:space="0" w:color="auto"/>
-            </w:tcBorders>
-            <w:vAlign w:val="center"/>
-          </w:tcPr>
-          <w:p>
-            <w:pPr>
-              <w:jc w:val="center"/>
-            </w:pPr>
-          </w:p>
-        </w:tc>
-      </w:tr>
-      <w:tr>
-        <w:trPr>
-          <w:trHeight w:val="662"/>
-        </w:trPr>
-        <w:tc>
-          <w:tcPr>
-            <w:tcW w:w="4824" w:type="dxa"/>
-            <w:tcBorders>
-              <w:top w:val="single" w:sz="4" w:space="0" w:color="auto"/>
-              <w:left w:val="single" w:sz="4" w:space="0" w:color="auto"/>
-              <w:bottom w:val="single" w:sz="4" w:space="0" w:color="auto"/>
-              <w:right w:val="single" w:sz="4" w:space="0" w:color="auto"/>
-            </w:tcBorders>
-            <w:vAlign w:val="center"/>
-          </w:tcPr>
-          <w:p>
-            <w:pPr>
-              <w:jc w:val="center"/>
-            </w:pPr>
-          </w:p>
-        </w:tc>
-        <w:tc>
-          <w:tcPr>
-            <w:tcW w:w="4824" w:type="dxa"/>
-            <w:tcBorders>
-              <w:top w:val="single" w:sz="4" w:space="0" w:color="auto"/>
-              <w:left w:val="single" w:sz="4" w:space="0" w:color="auto"/>
-              <w:bottom w:val="single" w:sz="4" w:space="0" w:color="auto"/>
-              <w:right w:val="single" w:sz="4" w:space="0" w:color="auto"/>
-            </w:tcBorders>
-            <w:vAlign w:val="center"/>
-          </w:tcPr>
-          <w:p>
-            <w:pPr>
-              <w:jc w:val="center"/>
-            </w:pPr>
-          </w:p>
-        </w:tc>
-      </w:tr>
-      <w:tr>
-        <w:trPr>
-          <w:trHeight w:val="3744"/>
-        </w:trPr>
-        <w:tc>
-          <w:tcPr>
-            <w:tcW w:w="4824" w:type="dxa"/>
-            <w:tcBorders>
-              <w:top w:val="single" w:sz="4" w:space="0" w:color="auto"/>
-              <w:left w:val="single" w:sz="4" w:space="0" w:color="auto"/>
-              <w:bottom w:val="single" w:sz="4" w:space="0" w:color="auto"/>
-              <w:right w:val="single" w:sz="4" w:space="0" w:color="auto"/>
-            </w:tcBorders>
-            <w:vAlign w:val="center"/>
-          </w:tcPr>
-          <w:p>
-            <w:pPr>
-              <w:jc w:val="center"/>
-            </w:pPr>
-          </w:p>
-        </w:tc>
-        <w:tc>
-          <w:tcPr>
-            <w:tcW w:w="4824" w:type="dxa"/>
-            <w:tcBorders>
-              <w:top w:val="single" w:sz="4" w:space="0" w:color="auto"/>
-              <w:left w:val="single" w:sz="4" w:space="0" w:color="auto"/>
-              <w:bottom w:val="single" w:sz="4" w:space="0" w:color="auto"/>
-              <w:right w:val="single" w:sz="4" w:space="0" w:color="auto"/>
-            </w:tcBorders>
-            <w:vAlign w:val="center"/>
-          </w:tcPr>
-          <w:p>
-            <w:pPr>
-              <w:jc w:val="center"/>
-            </w:pPr>
-          </w:p>
-        </w:tc>
-      </w:tr>
-      <w:tr>
-        <w:trPr>
-          <w:trHeight w:val="662"/>
-        </w:trPr>
-        <w:tc>
-          <w:tcPr>
-            <w:tcW w:w="4824" w:type="dxa"/>
-            <w:tcBorders>
-              <w:top w:val="single" w:sz="4" w:space="0" w:color="auto"/>
-              <w:left w:val="single" w:sz="4" w:space="0" w:color="auto"/>
-              <w:bottom w:val="single" w:sz="4" w:space="0" w:color="auto"/>
-              <w:right w:val="single" w:sz="4" w:space="0" w:color="auto"/>
-            </w:tcBorders>
-            <w:vAlign w:val="center"/>
-          </w:tcPr>
-          <w:p>
-            <w:pPr>
-              <w:jc w:val="center"/>
-            </w:pPr>
-          </w:p>
-        </w:tc>
-        <w:tc>
-          <w:tcPr>
-            <w:tcW w:w="4824" w:type="dxa"/>
-            <w:tcBorders>
-              <w:top w:val="single" w:sz="4" w:space="0" w:color="auto"/>
-              <w:left w:val="single" w:sz="4" w:space="0" w:color="auto"/>
-              <w:bottom w:val="single" w:sz="4" w:space="0" w:color="auto"/>
-              <w:right w:val="single" w:sz="4" w:space="0" w:color="auto"/>
-            </w:tcBorders>
-            <w:vAlign w:val="center"/>
-          </w:tcPr>
-          <w:p>
-            <w:pPr>
-              <w:jc w:val="center"/>
-            </w:pPr>
-          </w:p>
-        </w:tc>
-      </w:tr>
-      <w:tr>
-        <w:trPr>
-          <w:trHeight w:val="3744"/>
-        </w:trPr>
-        <w:tc>
-          <w:tcPr>
-            <w:tcW w:w="4824" w:type="dxa"/>
-            <w:tcBorders>
-              <w:top w:val="single" w:sz="4" w:space="0" w:color="auto"/>
-              <w:left w:val="single" w:sz="4" w:space="0" w:color="auto"/>
-              <w:bottom w:val="single" w:sz="4" w:space="0" w:color="auto"/>
-              <w:right w:val="single" w:sz="4" w:space="0" w:color="auto"/>
-            </w:tcBorders>
-            <w:vAlign w:val="center"/>
-          </w:tcPr>
-          <w:p>
-            <w:pPr>
-              <w:jc w:val="center"/>
-            </w:pPr>
-          </w:p>
-        </w:tc>
-        <w:tc>
-          <w:tcPr>
-            <w:tcW w:w="4824" w:type="dxa"/>
-            <w:tcBorders>
-              <w:top w:val="single" w:sz="4" w:space="0" w:color="auto"/>
-              <w:left w:val="single" w:sz="4" w:space="0" w:color="auto"/>
-              <w:bottom w:val="single" w:sz="4" w:space="0" w:color="auto"/>
-              <w:right w:val="single" w:sz="4" w:space="0" w:color="auto"/>
-            </w:tcBorders>
-            <w:vAlign w:val="center"/>
-          </w:tcPr>
-          <w:p>
-            <w:pPr>
-              <w:jc w:val="center"/>
-            </w:pPr>
-          </w:p>
-        </w:tc>
-      </w:tr>
-      <w:tr>
-        <w:trPr>
-          <w:trHeight w:val="662"/>
-        </w:trPr>
-        <w:tc>
-          <w:tcPr>
-            <w:tcW w:w="4824" w:type="dxa"/>
-            <w:tcBorders>
-              <w:top w:val="single" w:sz="4" w:space="0" w:color="auto"/>
-              <w:left w:val="single" w:sz="4" w:space="0" w:color="auto"/>
-              <w:bottom w:val="single" w:sz="4" w:space="0" w:color="auto"/>
-              <w:right w:val="single" w:sz="4" w:space="0" w:color="auto"/>
-            </w:tcBorders>
-            <w:vAlign w:val="center"/>
-          </w:tcPr>
-          <w:p>
-            <w:pPr>
-              <w:jc w:val="center"/>
-            </w:pPr>
-          </w:p>
-        </w:tc>
-        <w:tc>
-          <w:tcPr>
-            <w:tcW w:w="4824" w:type="dxa"/>
-            <w:tcBorders>
-              <w:top w:val="single" w:sz="4" w:space="0" w:color="auto"/>
-              <w:left w:val="single" w:sz="4" w:space="0" w:color="auto"/>
-              <w:bottom w:val="single" w:sz="4" w:space="0" w:color="auto"/>
-              <w:right w:val="single" w:sz="4" w:space="0" w:color="auto"/>
-            </w:tcBorders>
-            <w:vAlign w:val="center"/>
-          </w:tcPr>
-          <w:p>
-            <w:pPr>
-              <w:jc w:val="center"/>
-            </w:pPr>
-          </w:p>
-        </w:tc>
-      </w:tr>
-    </w:tbl>
-    <w:p>
-      <w:pPr>
-        <w:widowControl/>
-        <w:tabs>
-          <w:tab w:val="clear" w:pos="0"/>
-          <w:tab w:val="clear" w:pos="720"/>
-          <w:tab w:val="clear" w:pos="1440"/>
-          <w:tab w:val="clear" w:pos="2160"/>
-          <w:tab w:val="clear" w:pos="2880"/>
-          <w:tab w:val="clear" w:pos="3600"/>
-          <w:tab w:val="clear" w:pos="4320"/>
-          <w:tab w:val="clear" w:pos="5040"/>
-          <w:tab w:val="clear" w:pos="5760"/>
-          <w:tab w:val="clear" w:pos="6480"/>
-          <w:tab w:val="clear" w:pos="7200"/>
-          <w:tab w:val="clear" w:pos="7920"/>
-          <w:tab w:val="clear" w:pos="8640"/>
-        </w:tabs>
-        <w:autoSpaceDE/>
-        <w:autoSpaceDN/>
-        <w:adjustRightInd/>
-        <w:ind w:right="-144"/>
-        <w:jc w:val="center"/>
-        <w:rPr>
-          <w:b/>
-        </w:rPr>
-      </w:pPr>
-    </w:p>
-    <w:p>
-      <w:pPr>
-        <w:widowControl/>
-        <w:tabs>
-          <w:tab w:val="clear" w:pos="0"/>
-          <w:tab w:val="clear" w:pos="720"/>
-          <w:tab w:val="clear" w:pos="1440"/>
-          <w:tab w:val="clear" w:pos="2160"/>
-          <w:tab w:val="clear" w:pos="2880"/>
-          <w:tab w:val="clear" w:pos="3600"/>
-          <w:tab w:val="clear" w:pos="4320"/>
-          <w:tab w:val="clear" w:pos="5040"/>
-          <w:tab w:val="clear" w:pos="5760"/>
-          <w:tab w:val="clear" w:pos="6480"/>
-          <w:tab w:val="clear" w:pos="7200"/>
-          <w:tab w:val="clear" w:pos="7920"/>
-          <w:tab w:val="clear" w:pos="8640"/>
-        </w:tabs>
-        <w:autoSpaceDE/>
-        <w:autoSpaceDN/>
-        <w:adjustRightInd/>
-        <w:ind w:right="-144"/>
-        <w:jc w:val="center"/>
-        <w:rPr>
-          <w:b/>
-        </w:rPr>
-      </w:pPr>
-      <w:r>
-        <w:rPr>
-          <w:b/>
-        </w:rPr>
-        <w:br w:type="page"/>
-      </w:r>
-    </w:p>
-    <w:p>
-      <w:pPr>
-        <w:widowControl/>
-        <w:tabs>
-          <w:tab w:val="clear" w:pos="0"/>
-          <w:tab w:val="clear" w:pos="720"/>
-          <w:tab w:val="clear" w:pos="1440"/>
-          <w:tab w:val="clear" w:pos="2160"/>
-          <w:tab w:val="clear" w:pos="2880"/>
-          <w:tab w:val="clear" w:pos="3600"/>
-          <w:tab w:val="clear" w:pos="4320"/>
-          <w:tab w:val="clear" w:pos="5040"/>
-          <w:tab w:val="clear" w:pos="5760"/>
-          <w:tab w:val="clear" w:pos="6480"/>
-          <w:tab w:val="clear" w:pos="7200"/>
-          <w:tab w:val="clear" w:pos="7920"/>
-          <w:tab w:val="clear" w:pos="8640"/>
-        </w:tabs>
-        <w:autoSpaceDE/>
-        <w:autoSpaceDN/>
-        <w:adjustRightInd/>
-        <w:jc w:val="center"/>
-        <w:rPr>
-          <w:b/>
-        </w:rPr>
-      </w:pPr>
-    </w:p>
-    <w:tbl>
-      <w:tblPr>
-        <w:tblW w:w="0" w:type="auto"/>
-        <w:jc w:val="center"/>
-        <w:tblBorders>
-          <w:top w:val="single" w:sz="4" w:space="0" w:color="auto"/>
-          <w:left w:val="single" w:sz="4" w:space="0" w:color="auto"/>
-          <w:bottom w:val="single" w:sz="4" w:space="0" w:color="auto"/>
-          <w:right w:val="single" w:sz="4" w:space="0" w:color="auto"/>
-          <w:insideH w:val="single" w:sz="4" w:space="0" w:color="auto"/>
-          <w:insideV w:val="single" w:sz="4" w:space="0" w:color="auto"/>
-        </w:tblBorders>
-        <w:tblLayout w:type="fixed"/>
-        <w:tblLook w:val="04A0" w:firstRow="1" w:lastRow="0" w:firstColumn="1" w:lastColumn="0" w:noHBand="0" w:noVBand="1"/>
-      </w:tblPr>
-      <w:tblGrid>
-        <w:gridCol w:w="4824"/>
-        <w:gridCol w:w="4824"/>
-      </w:tblGrid>
-      <w:tr>
-        <w:trPr>
-          <w:jc w:val="center"/>
-          <w:trHeight w:val="3744"/>
-        </w:trPr>
-        <w:tc>
-          <w:tcPr>
-            <w:tcW w:w="4824" w:type="dxa"/>
-            <w:tcBorders>
-              <w:top w:val="single" w:sz="4" w:space="0" w:color="auto"/>
-              <w:left w:val="single" w:sz="4" w:space="0" w:color="auto"/>
-              <w:bottom w:val="single" w:sz="4" w:space="0" w:color="auto"/>
-              <w:right w:val="single" w:sz="4" w:space="0" w:color="auto"/>
-            </w:tcBorders>
-            <w:vAlign w:val="center"/>
-          </w:tcPr>
-          <w:p>
-            <w:pPr>
-              <w:jc w:val="center"/>
-            </w:pPr>
-          </w:p>
-        </w:tc>
-        <w:tc>
-          <w:tcPr>
-            <w:tcW w:w="4824" w:type="dxa"/>
-            <w:tcBorders>
-              <w:top w:val="single" w:sz="4" w:space="0" w:color="auto"/>
-              <w:left w:val="single" w:sz="4" w:space="0" w:color="auto"/>
-              <w:bottom w:val="single" w:sz="4" w:space="0" w:color="auto"/>
-              <w:right w:val="single" w:sz="4" w:space="0" w:color="auto"/>
-            </w:tcBorders>
-            <w:vAlign w:val="center"/>
-          </w:tcPr>
-          <w:p>
-            <w:pPr>
-              <w:jc w:val="center"/>
-            </w:pPr>
-          </w:p>
-        </w:tc>
-      </w:tr>
-      <w:tr>
-        <w:trPr>
-          <w:jc w:val="center"/>
-          <w:trHeight w:val="662"/>
-        </w:trPr>
-        <w:tc>
-          <w:tcPr>
-            <w:tcW w:w="4824" w:type="dxa"/>
-            <w:tcBorders>
-              <w:top w:val="single" w:sz="4" w:space="0" w:color="auto"/>
-              <w:left w:val="single" w:sz="4" w:space="0" w:color="auto"/>
-              <w:bottom w:val="single" w:sz="4" w:space="0" w:color="auto"/>
-              <w:right w:val="single" w:sz="4" w:space="0" w:color="auto"/>
-            </w:tcBorders>
-            <w:vAlign w:val="center"/>
-          </w:tcPr>
-          <w:p>
-            <w:pPr>
-              <w:jc w:val="center"/>
-            </w:pPr>
-          </w:p>
-        </w:tc>
-        <w:tc>
-          <w:tcPr>
-            <w:tcW w:w="4824" w:type="dxa"/>
-            <w:tcBorders>
-              <w:top w:val="single" w:sz="4" w:space="0" w:color="auto"/>
-              <w:left w:val="single" w:sz="4" w:space="0" w:color="auto"/>
-              <w:bottom w:val="single" w:sz="4" w:space="0" w:color="auto"/>
-              <w:right w:val="single" w:sz="4" w:space="0" w:color="auto"/>
-            </w:tcBorders>
-            <w:vAlign w:val="center"/>
-          </w:tcPr>
-          <w:p>
-            <w:pPr>
-              <w:jc w:val="center"/>
-            </w:pPr>
-          </w:p>
-        </w:tc>
-      </w:tr>
-      <w:tr>
-        <w:trPr>
-          <w:jc w:val="center"/>
-          <w:trHeight w:val="3744"/>
-        </w:trPr>
-        <w:tc>
-          <w:tcPr>
-            <w:tcW w:w="4824" w:type="dxa"/>
-            <w:tcBorders>
-              <w:top w:val="single" w:sz="4" w:space="0" w:color="auto"/>
-              <w:left w:val="single" w:sz="4" w:space="0" w:color="auto"/>
-              <w:bottom w:val="single" w:sz="4" w:space="0" w:color="auto"/>
-              <w:right w:val="single" w:sz="4" w:space="0" w:color="auto"/>
-            </w:tcBorders>
-            <w:vAlign w:val="center"/>
-          </w:tcPr>
-          <w:p>
-            <w:pPr>
-              <w:jc w:val="center"/>
-            </w:pPr>
-          </w:p>
-        </w:tc>
-        <w:tc>
-          <w:tcPr>
-            <w:tcW w:w="4824" w:type="dxa"/>
-            <w:tcBorders>
-              <w:top w:val="single" w:sz="4" w:space="0" w:color="auto"/>
-              <w:left w:val="single" w:sz="4" w:space="0" w:color="auto"/>
-              <w:bottom w:val="single" w:sz="4" w:space="0" w:color="auto"/>
-              <w:right w:val="single" w:sz="4" w:space="0" w:color="auto"/>
-            </w:tcBorders>
-            <w:vAlign w:val="center"/>
-          </w:tcPr>
-          <w:p>
-            <w:pPr>
-              <w:jc w:val="center"/>
-            </w:pPr>
-          </w:p>
-        </w:tc>
-      </w:tr>
-      <w:tr>
-        <w:trPr>
-          <w:jc w:val="center"/>
-          <w:trHeight w:val="662"/>
-        </w:trPr>
-        <w:tc>
-          <w:tcPr>
-            <w:tcW w:w="4824" w:type="dxa"/>
-            <w:tcBorders>
-              <w:top w:val="single" w:sz="4" w:space="0" w:color="auto"/>
-              <w:left w:val="single" w:sz="4" w:space="0" w:color="auto"/>
-              <w:bottom w:val="single" w:sz="4" w:space="0" w:color="auto"/>
-              <w:right w:val="single" w:sz="4" w:space="0" w:color="auto"/>
-            </w:tcBorders>
-            <w:vAlign w:val="center"/>
-          </w:tcPr>
-          <w:p>
-            <w:pPr>
-              <w:jc w:val="center"/>
-            </w:pPr>
-          </w:p>
-        </w:tc>
-        <w:tc>
-          <w:tcPr>
-            <w:tcW w:w="4824" w:type="dxa"/>
-            <w:tcBorders>
-              <w:top w:val="single" w:sz="4" w:space="0" w:color="auto"/>
-              <w:left w:val="single" w:sz="4" w:space="0" w:color="auto"/>
-              <w:bottom w:val="single" w:sz="4" w:space="0" w:color="auto"/>
-              <w:right w:val="single" w:sz="4" w:space="0" w:color="auto"/>
-            </w:tcBorders>
-            <w:vAlign w:val="center"/>
-          </w:tcPr>
-          <w:p>
-            <w:pPr>
-              <w:jc w:val="center"/>
-            </w:pPr>
-          </w:p>
-        </w:tc>
-      </w:tr>
-      <w:tr>
-        <w:trPr>
-          <w:jc w:val="center"/>
-          <w:trHeight w:val="3744"/>
-        </w:trPr>
-        <w:tc>
-          <w:tcPr>
-            <w:tcW w:w="4824" w:type="dxa"/>
-            <w:tcBorders>
-              <w:top w:val="single" w:sz="4" w:space="0" w:color="auto"/>
-              <w:left w:val="single" w:sz="4" w:space="0" w:color="auto"/>
-              <w:bottom w:val="single" w:sz="4" w:space="0" w:color="auto"/>
-              <w:right w:val="single" w:sz="4" w:space="0" w:color="auto"/>
-            </w:tcBorders>
-            <w:vAlign w:val="center"/>
-          </w:tcPr>
-          <w:p>
-            <w:pPr>
-              <w:jc w:val="center"/>
-            </w:pPr>
-          </w:p>
-        </w:tc>
-        <w:tc>
-          <w:tcPr>
-            <w:tcW w:w="4824" w:type="dxa"/>
-            <w:tcBorders>
-              <w:top w:val="single" w:sz="4" w:space="0" w:color="auto"/>
-              <w:left w:val="single" w:sz="4" w:space="0" w:color="auto"/>
-              <w:bottom w:val="single" w:sz="4" w:space="0" w:color="auto"/>
-              <w:right w:val="single" w:sz="4" w:space="0" w:color="auto"/>
-            </w:tcBorders>
-            <w:vAlign w:val="center"/>
-          </w:tcPr>
-          <w:p>
-            <w:pPr>
-              <w:jc w:val="center"/>
-            </w:pPr>
-          </w:p>
-        </w:tc>
-      </w:tr>
-      <w:tr>
-        <w:trPr>
-          <w:jc w:val="center"/>
-          <w:trHeight w:val="662"/>
-        </w:trPr>
-        <w:tc>
-          <w:tcPr>
-            <w:tcW w:w="4824" w:type="dxa"/>
-            <w:tcBorders>
-              <w:top w:val="single" w:sz="4" w:space="0" w:color="auto"/>
-              <w:left w:val="single" w:sz="4" w:space="0" w:color="auto"/>
-              <w:bottom w:val="single" w:sz="4" w:space="0" w:color="auto"/>
-              <w:right w:val="single" w:sz="4" w:space="0" w:color="auto"/>
-            </w:tcBorders>
-            <w:vAlign w:val="center"/>
-          </w:tcPr>
-          <w:p>
-            <w:pPr>
-              <w:jc w:val="center"/>
-            </w:pPr>
-          </w:p>
-        </w:tc>
-        <w:tc>
-          <w:tcPr>
-            <w:tcW w:w="4824" w:type="dxa"/>
-            <w:tcBorders>
-              <w:top w:val="single" w:sz="4" w:space="0" w:color="auto"/>
-              <w:left w:val="single" w:sz="4" w:space="0" w:color="auto"/>
-              <w:bottom w:val="single" w:sz="4" w:space="0" w:color="auto"/>
-              <w:right w:val="single" w:sz="4" w:space="0" w:color="auto"/>
-            </w:tcBorders>
-            <w:vAlign w:val="center"/>
-          </w:tcPr>
-          <w:p>
-            <w:pPr>
-              <w:jc w:val="center"/>
-            </w:pPr>
-          </w:p>
-        </w:tc>
-      </w:tr>
-    </w:tbl>
-    <w:p>
-      <w:pPr>
-        <w:widowControl/>
-        <w:tabs>
-          <w:tab w:val="clear" w:pos="0"/>
-          <w:tab w:val="clear" w:pos="720"/>
-          <w:tab w:val="clear" w:pos="1440"/>
-          <w:tab w:val="clear" w:pos="2160"/>
-          <w:tab w:val="clear" w:pos="2880"/>
-          <w:tab w:val="clear" w:pos="3600"/>
-          <w:tab w:val="clear" w:pos="4320"/>
-          <w:tab w:val="clear" w:pos="5040"/>
-          <w:tab w:val="clear" w:pos="5760"/>
-          <w:tab w:val="clear" w:pos="6480"/>
-          <w:tab w:val="clear" w:pos="7200"/>
-          <w:tab w:val="clear" w:pos="7920"/>
-          <w:tab w:val="clear" w:pos="8640"/>
-        </w:tabs>
-        <w:autoSpaceDE/>
-        <w:autoSpaceDN/>
-        <w:adjustRightInd/>
-        <w:ind w:right="-144"/>
-        <w:jc w:val="center"/>
-        <w:rPr>
-          <w:b/>
-        </w:rPr>
-      </w:pPr>
-    </w:p>
-    <w:p>
-      <w:pPr>
-        <w:widowControl/>
-        <w:tabs>
-          <w:tab w:val="clear" w:pos="0"/>
-          <w:tab w:val="clear" w:pos="720"/>
-          <w:tab w:val="clear" w:pos="1440"/>
-          <w:tab w:val="clear" w:pos="2160"/>
-          <w:tab w:val="clear" w:pos="2880"/>
-          <w:tab w:val="clear" w:pos="3600"/>
-          <w:tab w:val="clear" w:pos="4320"/>
-          <w:tab w:val="clear" w:pos="5040"/>
-          <w:tab w:val="clear" w:pos="5760"/>
-          <w:tab w:val="clear" w:pos="6480"/>
-          <w:tab w:val="clear" w:pos="7200"/>
-          <w:tab w:val="clear" w:pos="7920"/>
-          <w:tab w:val="clear" w:pos="8640"/>
-        </w:tabs>
-        <w:autoSpaceDE/>
-        <w:autoSpaceDN/>
-        <w:adjustRightInd/>
-        <w:ind w:right="-144"/>
-        <w:rPr>
-          <w:b/>
-        </w:rPr>
-      </w:pPr>
-      <w:r>
-        <w:rPr>
-          <w:b/>
-        </w:rPr>
-        <w:br w:type="page"/>
-      </w:r>
-    </w:p>
-    <w:p>
-      <w:pPr>
-        <w:widowControl/>
-        <w:tabs>
-          <w:tab w:val="clear" w:pos="0"/>
-          <w:tab w:val="clear" w:pos="720"/>
-          <w:tab w:val="clear" w:pos="1440"/>
-          <w:tab w:val="clear" w:pos="2160"/>
-          <w:tab w:val="clear" w:pos="2880"/>
-          <w:tab w:val="clear" w:pos="3600"/>
-          <w:tab w:val="clear" w:pos="4320"/>
-          <w:tab w:val="clear" w:pos="5040"/>
-          <w:tab w:val="clear" w:pos="5760"/>
-          <w:tab w:val="clear" w:pos="6480"/>
-          <w:tab w:val="clear" w:pos="7200"/>
-          <w:tab w:val="clear" w:pos="7920"/>
-          <w:tab w:val="clear" w:pos="8640"/>
-        </w:tabs>
-        <w:autoSpaceDE/>
-        <w:autoSpaceDN/>
-        <w:adjustRightInd/>
-        <w:ind w:right="-144"/>
-        <w:rPr>
-          <w:b/>
-        </w:rPr>
-      </w:pPr>
-    </w:p>
-    <w:tbl>
-      <w:tblPr>
-        <w:tblW w:w="0" w:type="auto"/>
-        <w:jc w:val="center"/>
-        <w:tblBorders>
-          <w:top w:val="single" w:sz="4" w:space="0" w:color="auto"/>
-          <w:left w:val="single" w:sz="4" w:space="0" w:color="auto"/>
-          <w:bottom w:val="single" w:sz="4" w:space="0" w:color="auto"/>
-          <w:right w:val="single" w:sz="4" w:space="0" w:color="auto"/>
-          <w:insideH w:val="single" w:sz="4" w:space="0" w:color="auto"/>
-          <w:insideV w:val="single" w:sz="4" w:space="0" w:color="auto"/>
-        </w:tblBorders>
-        <w:tblLayout w:type="fixed"/>
-        <w:tblLook w:val="04A0" w:firstRow="1" w:lastRow="0" w:firstColumn="1" w:lastColumn="0" w:noHBand="0" w:noVBand="1"/>
-      </w:tblPr>
-      <w:tblGrid>
-        <w:gridCol w:w="4824"/>
-        <w:gridCol w:w="4824"/>
-      </w:tblGrid>
-      <w:tr>
-        <w:trPr>
-          <w:jc w:val="center"/>
-          <w:trHeight w:val="3744"/>
-        </w:trPr>
-        <w:tc>
-          <w:tcPr>
-            <w:tcW w:w="4824" w:type="dxa"/>
-            <w:tcBorders>
-              <w:top w:val="single" w:sz="4" w:space="0" w:color="auto"/>
-              <w:left w:val="single" w:sz="4" w:space="0" w:color="auto"/>
-              <w:bottom w:val="single" w:sz="4" w:space="0" w:color="auto"/>
-              <w:right w:val="single" w:sz="4" w:space="0" w:color="auto"/>
-            </w:tcBorders>
-            <w:vAlign w:val="center"/>
-          </w:tcPr>
-          <w:p>
-            <w:pPr>
-              <w:jc w:val="center"/>
-            </w:pPr>
-          </w:p>
-        </w:tc>
-        <w:tc>
-          <w:tcPr>
-            <w:tcW w:w="4824" w:type="dxa"/>
-            <w:tcBorders>
-              <w:top w:val="single" w:sz="4" w:space="0" w:color="auto"/>
-              <w:left w:val="single" w:sz="4" w:space="0" w:color="auto"/>
-              <w:bottom w:val="single" w:sz="4" w:space="0" w:color="auto"/>
-              <w:right w:val="single" w:sz="4" w:space="0" w:color="auto"/>
-            </w:tcBorders>
-            <w:vAlign w:val="center"/>
-          </w:tcPr>
-          <w:p>
-            <w:pPr>
-              <w:jc w:val="center"/>
-            </w:pPr>
-          </w:p>
-        </w:tc>
-      </w:tr>
-      <w:tr>
-        <w:trPr>
-          <w:jc w:val="center"/>
-          <w:trHeight w:val="662"/>
-        </w:trPr>
-        <w:tc>
-          <w:tcPr>
-            <w:tcW w:w="4824" w:type="dxa"/>
-            <w:tcBorders>
-              <w:top w:val="single" w:sz="4" w:space="0" w:color="auto"/>
-              <w:left w:val="single" w:sz="4" w:space="0" w:color="auto"/>
-              <w:bottom w:val="single" w:sz="4" w:space="0" w:color="auto"/>
-              <w:right w:val="single" w:sz="4" w:space="0" w:color="auto"/>
-            </w:tcBorders>
-            <w:vAlign w:val="center"/>
-          </w:tcPr>
-          <w:p>
-            <w:pPr>
-              <w:jc w:val="center"/>
-            </w:pPr>
-          </w:p>
-        </w:tc>
-        <w:tc>
-          <w:tcPr>
-            <w:tcW w:w="4824" w:type="dxa"/>
-            <w:tcBorders>
-              <w:top w:val="single" w:sz="4" w:space="0" w:color="auto"/>
-              <w:left w:val="single" w:sz="4" w:space="0" w:color="auto"/>
-              <w:bottom w:val="single" w:sz="4" w:space="0" w:color="auto"/>
-              <w:right w:val="single" w:sz="4" w:space="0" w:color="auto"/>
-            </w:tcBorders>
-            <w:vAlign w:val="center"/>
-          </w:tcPr>
-          <w:p>
-            <w:pPr>
-              <w:jc w:val="center"/>
-            </w:pPr>
-          </w:p>
-        </w:tc>
-      </w:tr>
-      <w:tr>
-        <w:trPr>
-          <w:jc w:val="center"/>
-          <w:trHeight w:val="3744"/>
-        </w:trPr>
-        <w:tc>
-          <w:tcPr>
-            <w:tcW w:w="4824" w:type="dxa"/>
-            <w:tcBorders>
-              <w:top w:val="single" w:sz="4" w:space="0" w:color="auto"/>
-              <w:left w:val="single" w:sz="4" w:space="0" w:color="auto"/>
-              <w:bottom w:val="single" w:sz="4" w:space="0" w:color="auto"/>
-              <w:right w:val="single" w:sz="4" w:space="0" w:color="auto"/>
-            </w:tcBorders>
-            <w:vAlign w:val="center"/>
-          </w:tcPr>
-          <w:p>
-            <w:pPr>
-              <w:jc w:val="center"/>
-            </w:pPr>
-          </w:p>
-        </w:tc>
-        <w:tc>
-          <w:tcPr>
-            <w:tcW w:w="4824" w:type="dxa"/>
-            <w:tcBorders>
-              <w:top w:val="single" w:sz="4" w:space="0" w:color="auto"/>
-              <w:left w:val="single" w:sz="4" w:space="0" w:color="auto"/>
-              <w:bottom w:val="single" w:sz="4" w:space="0" w:color="auto"/>
-              <w:right w:val="single" w:sz="4" w:space="0" w:color="auto"/>
-            </w:tcBorders>
-            <w:vAlign w:val="center"/>
-          </w:tcPr>
-          <w:p>
-            <w:pPr>
-              <w:jc w:val="center"/>
-            </w:pPr>
-          </w:p>
-        </w:tc>
-      </w:tr>
-      <w:tr>
-        <w:trPr>
-          <w:jc w:val="center"/>
-          <w:trHeight w:val="662"/>
-        </w:trPr>
-        <w:tc>
-          <w:tcPr>
-            <w:tcW w:w="4824" w:type="dxa"/>
-            <w:tcBorders>
-              <w:top w:val="single" w:sz="4" w:space="0" w:color="auto"/>
-              <w:left w:val="single" w:sz="4" w:space="0" w:color="auto"/>
-              <w:bottom w:val="single" w:sz="4" w:space="0" w:color="auto"/>
-              <w:right w:val="single" w:sz="4" w:space="0" w:color="auto"/>
-            </w:tcBorders>
-            <w:vAlign w:val="center"/>
-          </w:tcPr>
-          <w:p>
-            <w:pPr>
-              <w:jc w:val="center"/>
-            </w:pPr>
-          </w:p>
-        </w:tc>
-        <w:tc>
-          <w:tcPr>
-            <w:tcW w:w="4824" w:type="dxa"/>
-            <w:tcBorders>
-              <w:top w:val="single" w:sz="4" w:space="0" w:color="auto"/>
-              <w:left w:val="single" w:sz="4" w:space="0" w:color="auto"/>
-              <w:bottom w:val="single" w:sz="4" w:space="0" w:color="auto"/>
-              <w:right w:val="single" w:sz="4" w:space="0" w:color="auto"/>
-            </w:tcBorders>
-            <w:vAlign w:val="center"/>
-          </w:tcPr>
-          <w:p>
-            <w:pPr>
-              <w:jc w:val="center"/>
-            </w:pPr>
-          </w:p>
-        </w:tc>
-      </w:tr>
-      <w:tr>
-        <w:trPr>
-          <w:jc w:val="center"/>
-          <w:trHeight w:val="3744"/>
-        </w:trPr>
-        <w:tc>
-          <w:tcPr>
-            <w:tcW w:w="4824" w:type="dxa"/>
-            <w:tcBorders>
-              <w:top w:val="single" w:sz="4" w:space="0" w:color="auto"/>
-              <w:left w:val="single" w:sz="4" w:space="0" w:color="auto"/>
-              <w:bottom w:val="single" w:sz="4" w:space="0" w:color="auto"/>
-              <w:right w:val="single" w:sz="4" w:space="0" w:color="auto"/>
-            </w:tcBorders>
-            <w:vAlign w:val="center"/>
-          </w:tcPr>
-          <w:p>
-            <w:pPr>
-              <w:jc w:val="center"/>
-            </w:pPr>
-          </w:p>
-        </w:tc>
-        <w:tc>
-          <w:tcPr>
-            <w:tcW w:w="4824" w:type="dxa"/>
-            <w:tcBorders>
-              <w:top w:val="single" w:sz="4" w:space="0" w:color="auto"/>
-              <w:left w:val="single" w:sz="4" w:space="0" w:color="auto"/>
-              <w:bottom w:val="single" w:sz="4" w:space="0" w:color="auto"/>
-              <w:right w:val="single" w:sz="4" w:space="0" w:color="auto"/>
-            </w:tcBorders>
-            <w:vAlign w:val="center"/>
-          </w:tcPr>
-          <w:p>
-            <w:pPr>
-              <w:jc w:val="center"/>
-            </w:pPr>
-          </w:p>
-        </w:tc>
-      </w:tr>
-      <w:tr>
-        <w:trPr>
-          <w:jc w:val="center"/>
-          <w:trHeight w:val="662"/>
-        </w:trPr>
-        <w:tc>
-          <w:tcPr>
-            <w:tcW w:w="4824" w:type="dxa"/>
-            <w:tcBorders>
-              <w:top w:val="single" w:sz="4" w:space="0" w:color="auto"/>
-              <w:left w:val="single" w:sz="4" w:space="0" w:color="auto"/>
-              <w:bottom w:val="single" w:sz="4" w:space="0" w:color="auto"/>
-              <w:right w:val="single" w:sz="4" w:space="0" w:color="auto"/>
-            </w:tcBorders>
-            <w:vAlign w:val="center"/>
-          </w:tcPr>
-          <w:p>
-            <w:pPr>
-              <w:jc w:val="center"/>
-            </w:pPr>
-          </w:p>
-        </w:tc>
-        <w:tc>
-          <w:tcPr>
-            <w:tcW w:w="4824" w:type="dxa"/>
-            <w:tcBorders>
-              <w:top w:val="single" w:sz="4" w:space="0" w:color="auto"/>
-              <w:left w:val="single" w:sz="4" w:space="0" w:color="auto"/>
-              <w:bottom w:val="single" w:sz="4" w:space="0" w:color="auto"/>
-              <w:right w:val="single" w:sz="4" w:space="0" w:color="auto"/>
-            </w:tcBorders>
-            <w:vAlign w:val="center"/>
-          </w:tcPr>
-          <w:p>
-            <w:pPr>
-              <w:jc w:val="center"/>
-            </w:pPr>
-          </w:p>
-        </w:tc>
-      </w:tr>
-    </w:tbl>
-    <w:p>
-      <w:pPr>
-        <w:widowControl/>
-        <w:tabs>
-          <w:tab w:val="clear" w:pos="0"/>
-          <w:tab w:val="clear" w:pos="720"/>
-          <w:tab w:val="clear" w:pos="1440"/>
-          <w:tab w:val="clear" w:pos="2160"/>
-          <w:tab w:val="clear" w:pos="2880"/>
-          <w:tab w:val="clear" w:pos="3600"/>
-          <w:tab w:val="clear" w:pos="4320"/>
-          <w:tab w:val="clear" w:pos="5040"/>
-          <w:tab w:val="clear" w:pos="5760"/>
-          <w:tab w:val="clear" w:pos="6480"/>
-          <w:tab w:val="clear" w:pos="7200"/>
-          <w:tab w:val="clear" w:pos="7920"/>
-          <w:tab w:val="clear" w:pos="8640"/>
-        </w:tabs>
-        <w:autoSpaceDE/>
-        <w:autoSpaceDN/>
-        <w:adjustRightInd/>
-        <w:ind w:right="-144"/>
-        <w:rPr>
-          <w:b/>
-        </w:rPr>
-      </w:pPr>
-      <w:r>
-        <w:rPr>
-          <w:b/>
-        </w:rPr>
-        <w:br w:type="page"/>
-      </w:r>
-    </w:p>
-    <w:p>
-      <w:pPr>
-        <w:widowControl/>
-        <w:tabs>
-          <w:tab w:val="clear" w:pos="0"/>
-          <w:tab w:val="clear" w:pos="720"/>
-          <w:tab w:val="clear" w:pos="1440"/>
-          <w:tab w:val="clear" w:pos="2160"/>
-          <w:tab w:val="clear" w:pos="2880"/>
-          <w:tab w:val="clear" w:pos="3600"/>
-          <w:tab w:val="clear" w:pos="4320"/>
-          <w:tab w:val="clear" w:pos="5040"/>
-          <w:tab w:val="clear" w:pos="5760"/>
-          <w:tab w:val="clear" w:pos="6480"/>
-          <w:tab w:val="clear" w:pos="7200"/>
-          <w:tab w:val="clear" w:pos="7920"/>
-          <w:tab w:val="clear" w:pos="8640"/>
-        </w:tabs>
-        <w:autoSpaceDE/>
-        <w:autoSpaceDN/>
-        <w:adjustRightInd/>
-        <w:ind w:right="-144"/>
-        <w:jc w:val="center"/>
-        <w:rPr>
-          <w:b/>
-        </w:rPr>
-      </w:pPr>
-    </w:p>
-    <w:tbl>
-      <w:tblPr>
-        <w:tblW w:w="0" w:type="auto"/>
-        <w:jc w:val="center"/>
-        <w:tblBorders>
-          <w:top w:val="single" w:sz="4" w:space="0" w:color="auto"/>
-          <w:left w:val="single" w:sz="4" w:space="0" w:color="auto"/>
-          <w:bottom w:val="single" w:sz="4" w:space="0" w:color="auto"/>
-          <w:right w:val="single" w:sz="4" w:space="0" w:color="auto"/>
-          <w:insideH w:val="single" w:sz="4" w:space="0" w:color="auto"/>
-          <w:insideV w:val="single" w:sz="4" w:space="0" w:color="auto"/>
-        </w:tblBorders>
-        <w:tblLayout w:type="fixed"/>
-        <w:tblLook w:val="04A0" w:firstRow="1" w:lastRow="0" w:firstColumn="1" w:lastColumn="0" w:noHBand="0" w:noVBand="1"/>
-      </w:tblPr>
-      <w:tblGrid>
-        <w:gridCol w:w="4824"/>
-        <w:gridCol w:w="4824"/>
-      </w:tblGrid>
-      <w:tr>
-        <w:trPr>
-          <w:jc w:val="center"/>
-          <w:trHeight w:val="3744"/>
-        </w:trPr>
-        <w:tc>
-          <w:tcPr>
-            <w:tcW w:w="4824" w:type="dxa"/>
-            <w:tcBorders>
-              <w:top w:val="single" w:sz="4" w:space="0" w:color="auto"/>
-              <w:left w:val="single" w:sz="4" w:space="0" w:color="auto"/>
-              <w:bottom w:val="single" w:sz="4" w:space="0" w:color="auto"/>
-              <w:right w:val="single" w:sz="4" w:space="0" w:color="auto"/>
-            </w:tcBorders>
-            <w:vAlign w:val="center"/>
-          </w:tcPr>
-          <w:p>
-            <w:pPr>
-              <w:jc w:val="center"/>
-            </w:pPr>
-          </w:p>
-        </w:tc>
-        <w:tc>
-          <w:tcPr>
-            <w:tcW w:w="4824" w:type="dxa"/>
-            <w:tcBorders>
-              <w:top w:val="single" w:sz="4" w:space="0" w:color="auto"/>
-              <w:left w:val="single" w:sz="4" w:space="0" w:color="auto"/>
-              <w:bottom w:val="single" w:sz="4" w:space="0" w:color="auto"/>
-              <w:right w:val="single" w:sz="4" w:space="0" w:color="auto"/>
-            </w:tcBorders>
-            <w:vAlign w:val="center"/>
-          </w:tcPr>
-          <w:p>
-            <w:pPr>
-              <w:jc w:val="center"/>
-            </w:pPr>
-          </w:p>
-        </w:tc>
-      </w:tr>
-      <w:tr>
-        <w:trPr>
-          <w:jc w:val="center"/>
-          <w:trHeight w:val="662"/>
-        </w:trPr>
-        <w:tc>
-          <w:tcPr>
-            <w:tcW w:w="4824" w:type="dxa"/>
-            <w:tcBorders>
-              <w:top w:val="single" w:sz="4" w:space="0" w:color="auto"/>
-              <w:left w:val="single" w:sz="4" w:space="0" w:color="auto"/>
-              <w:bottom w:val="single" w:sz="4" w:space="0" w:color="auto"/>
-              <w:right w:val="single" w:sz="4" w:space="0" w:color="auto"/>
-            </w:tcBorders>
-            <w:vAlign w:val="center"/>
-          </w:tcPr>
-          <w:p>
-            <w:pPr>
-              <w:jc w:val="center"/>
-            </w:pPr>
-          </w:p>
-        </w:tc>
-        <w:tc>
-          <w:tcPr>
-            <w:tcW w:w="4824" w:type="dxa"/>
-            <w:tcBorders>
-              <w:top w:val="single" w:sz="4" w:space="0" w:color="auto"/>
-              <w:left w:val="single" w:sz="4" w:space="0" w:color="auto"/>
-              <w:bottom w:val="single" w:sz="4" w:space="0" w:color="auto"/>
-              <w:right w:val="single" w:sz="4" w:space="0" w:color="auto"/>
-            </w:tcBorders>
-            <w:vAlign w:val="center"/>
-          </w:tcPr>
-          <w:p>
-            <w:pPr>
-              <w:jc w:val="center"/>
-            </w:pPr>
-          </w:p>
-        </w:tc>
-      </w:tr>
-      <w:tr>
-        <w:trPr>
-          <w:jc w:val="center"/>
-          <w:trHeight w:val="3744"/>
-        </w:trPr>
-        <w:tc>
-          <w:tcPr>
-            <w:tcW w:w="4824" w:type="dxa"/>
-            <w:tcBorders>
-              <w:top w:val="single" w:sz="4" w:space="0" w:color="auto"/>
-              <w:left w:val="single" w:sz="4" w:space="0" w:color="auto"/>
-              <w:bottom w:val="single" w:sz="4" w:space="0" w:color="auto"/>
-              <w:right w:val="single" w:sz="4" w:space="0" w:color="auto"/>
-            </w:tcBorders>
-            <w:vAlign w:val="center"/>
-          </w:tcPr>
-          <w:p>
-            <w:pPr>
-              <w:jc w:val="center"/>
-            </w:pPr>
-          </w:p>
-        </w:tc>
-        <w:tc>
-          <w:tcPr>
-            <w:tcW w:w="4824" w:type="dxa"/>
-            <w:tcBorders>
-              <w:top w:val="single" w:sz="4" w:space="0" w:color="auto"/>
-              <w:left w:val="single" w:sz="4" w:space="0" w:color="auto"/>
-              <w:bottom w:val="single" w:sz="4" w:space="0" w:color="auto"/>
-              <w:right w:val="single" w:sz="4" w:space="0" w:color="auto"/>
-            </w:tcBorders>
-            <w:vAlign w:val="center"/>
-          </w:tcPr>
-          <w:p>
-            <w:pPr>
-              <w:jc w:val="center"/>
-            </w:pPr>
-          </w:p>
-        </w:tc>
-      </w:tr>
-      <w:tr>
-        <w:trPr>
-          <w:jc w:val="center"/>
-          <w:trHeight w:val="662"/>
-        </w:trPr>
-        <w:tc>
-          <w:tcPr>
-            <w:tcW w:w="4824" w:type="dxa"/>
-            <w:tcBorders>
-              <w:top w:val="single" w:sz="4" w:space="0" w:color="auto"/>
-              <w:left w:val="single" w:sz="4" w:space="0" w:color="auto"/>
-              <w:bottom w:val="single" w:sz="4" w:space="0" w:color="auto"/>
-              <w:right w:val="single" w:sz="4" w:space="0" w:color="auto"/>
-            </w:tcBorders>
-            <w:vAlign w:val="center"/>
-          </w:tcPr>
-          <w:p>
-            <w:pPr>
-              <w:jc w:val="center"/>
-            </w:pPr>
-          </w:p>
-        </w:tc>
-        <w:tc>
-          <w:tcPr>
-            <w:tcW w:w="4824" w:type="dxa"/>
-            <w:tcBorders>
-              <w:top w:val="single" w:sz="4" w:space="0" w:color="auto"/>
-              <w:left w:val="single" w:sz="4" w:space="0" w:color="auto"/>
-              <w:bottom w:val="single" w:sz="4" w:space="0" w:color="auto"/>
-              <w:right w:val="single" w:sz="4" w:space="0" w:color="auto"/>
-            </w:tcBorders>
-            <w:vAlign w:val="center"/>
-          </w:tcPr>
-          <w:p>
-            <w:pPr>
-              <w:jc w:val="center"/>
-            </w:pPr>
-          </w:p>
-        </w:tc>
-      </w:tr>
-      <w:tr>
-        <w:trPr>
-          <w:jc w:val="center"/>
-          <w:trHeight w:val="3744"/>
-        </w:trPr>
-        <w:tc>
-          <w:tcPr>
-            <w:tcW w:w="4824" w:type="dxa"/>
-            <w:tcBorders>
-              <w:top w:val="single" w:sz="4" w:space="0" w:color="auto"/>
-              <w:left w:val="single" w:sz="4" w:space="0" w:color="auto"/>
-              <w:bottom w:val="single" w:sz="4" w:space="0" w:color="auto"/>
-              <w:right w:val="single" w:sz="4" w:space="0" w:color="auto"/>
-            </w:tcBorders>
-            <w:vAlign w:val="center"/>
-          </w:tcPr>
-          <w:p>
-            <w:pPr>
-              <w:jc w:val="center"/>
-            </w:pPr>
-          </w:p>
-        </w:tc>
-        <w:tc>
-          <w:tcPr>
-            <w:tcW w:w="4824" w:type="dxa"/>
-            <w:tcBorders>
-              <w:top w:val="single" w:sz="4" w:space="0" w:color="auto"/>
-              <w:left w:val="single" w:sz="4" w:space="0" w:color="auto"/>
-              <w:bottom w:val="single" w:sz="4" w:space="0" w:color="auto"/>
-              <w:right w:val="single" w:sz="4" w:space="0" w:color="auto"/>
-            </w:tcBorders>
-            <w:vAlign w:val="center"/>
-          </w:tcPr>
-          <w:p>
-            <w:pPr>
-              <w:jc w:val="center"/>
-            </w:pPr>
-          </w:p>
-        </w:tc>
-      </w:tr>
-      <w:tr>
-        <w:trPr>
-          <w:jc w:val="center"/>
           <w:trHeight w:val="662"/>
         </w:trPr>
         <w:tc>
@@ -3064,34 +933,6 @@
         <w:br w:type="page"/>
       </w:r>
     </w:p>
-    <w:p>
-      <w:pPr>
-        <w:widowControl/>
-        <w:tabs>
-          <w:tab w:val="clear" w:pos="0"/>
-          <w:tab w:val="clear" w:pos="720"/>
-          <w:tab w:val="clear" w:pos="1440"/>
-          <w:tab w:val="clear" w:pos="2160"/>
-          <w:tab w:val="clear" w:pos="2880"/>
-          <w:tab w:val="clear" w:pos="3600"/>
-          <w:tab w:val="clear" w:pos="4320"/>
-          <w:tab w:val="clear" w:pos="5040"/>
-          <w:tab w:val="clear" w:pos="5760"/>
-          <w:tab w:val="clear" w:pos="6480"/>
-          <w:tab w:val="clear" w:pos="7200"/>
-          <w:tab w:val="clear" w:pos="7920"/>
-          <w:tab w:val="clear" w:pos="8640"/>
-        </w:tabs>
-        <w:autoSpaceDE/>
-        <w:autoSpaceDN/>
-        <w:adjustRightInd/>
-        <w:ind w:right="-144"/>
-        <w:jc w:val="center"/>
-        <w:rPr>
-          <w:b/>
-        </w:rPr>
-      </w:pPr>
-    </w:p>
     <w:tbl>
       <w:tblPr>
         <w:tblW w:w="0" w:type="auto"/>
@@ -3110,7 +951,6 @@
         <w:gridCol w:w="4824"/>
         <w:gridCol w:w="4824"/>
       </w:tblGrid>
-      <w:bookmarkEnd w:id="1"/>
       <w:tr>
         <w:trPr>
           <w:trHeight w:val="3744"/>
@@ -3130,7 +970,6 @@
             <w:pPr>
               <w:jc w:val="center"/>
             </w:pPr>
-            <w:bookmarkStart w:id="1" w:name="_Hlk91683385"/>
           </w:p>
         </w:tc>
         <w:tc>
@@ -3209,7 +1048,6 @@
             <w:pPr>
               <w:jc w:val="center"/>
             </w:pPr>
-            <w:bookmarkStart w:id="1" w:name="_Hlk91683385"/>
           </w:p>
         </w:tc>
         <w:tc>
@@ -3288,7 +1126,6 @@
             <w:pPr>
               <w:jc w:val="center"/>
             </w:pPr>
-            <w:bookmarkStart w:id="1" w:name="_Hlk91683385"/>
           </w:p>
         </w:tc>
         <w:tc>
@@ -3349,34 +1186,6 @@
         </w:tc>
       </w:tr>
     </w:tbl>
-    <w:p>
-      <w:pPr>
-        <w:widowControl/>
-        <w:tabs>
-          <w:tab w:val="clear" w:pos="0"/>
-          <w:tab w:val="clear" w:pos="720"/>
-          <w:tab w:val="clear" w:pos="1440"/>
-          <w:tab w:val="clear" w:pos="2160"/>
-          <w:tab w:val="clear" w:pos="2880"/>
-          <w:tab w:val="clear" w:pos="3600"/>
-          <w:tab w:val="clear" w:pos="4320"/>
-          <w:tab w:val="clear" w:pos="5040"/>
-          <w:tab w:val="clear" w:pos="5760"/>
-          <w:tab w:val="clear" w:pos="6480"/>
-          <w:tab w:val="clear" w:pos="7200"/>
-          <w:tab w:val="clear" w:pos="7920"/>
-          <w:tab w:val="clear" w:pos="8640"/>
-        </w:tabs>
-        <w:autoSpaceDE/>
-        <w:autoSpaceDN/>
-        <w:adjustRightInd/>
-        <w:ind w:right="-144"/>
-        <w:jc w:val="center"/>
-        <w:rPr>
-          <w:b/>
-        </w:rPr>
-      </w:pPr>
-    </w:p>
     <w:p>
       <w:pPr>
         <w:widowControl/>
@@ -3411,34 +1220,6 @@
         <w:br w:type="page"/>
       </w:r>
     </w:p>
-    <w:p>
-      <w:pPr>
-        <w:widowControl/>
-        <w:tabs>
-          <w:tab w:val="clear" w:pos="0"/>
-          <w:tab w:val="clear" w:pos="720"/>
-          <w:tab w:val="clear" w:pos="1440"/>
-          <w:tab w:val="clear" w:pos="2160"/>
-          <w:tab w:val="clear" w:pos="2880"/>
-          <w:tab w:val="clear" w:pos="3600"/>
-          <w:tab w:val="clear" w:pos="4320"/>
-          <w:tab w:val="clear" w:pos="5040"/>
-          <w:tab w:val="clear" w:pos="5760"/>
-          <w:tab w:val="clear" w:pos="6480"/>
-          <w:tab w:val="clear" w:pos="7200"/>
-          <w:tab w:val="clear" w:pos="7920"/>
-          <w:tab w:val="clear" w:pos="8640"/>
-        </w:tabs>
-        <w:autoSpaceDE/>
-        <w:autoSpaceDN/>
-        <w:adjustRightInd/>
-        <w:ind w:right="-144"/>
-        <w:jc w:val="center"/>
-        <w:rPr>
-          <w:b/>
-        </w:rPr>
-      </w:pPr>
-    </w:p>
     <w:tbl>
       <w:tblPr>
         <w:tblW w:w="0" w:type="auto"/>
@@ -3692,34 +1473,6 @@
         </w:tc>
       </w:tr>
     </w:tbl>
-    <w:p>
-      <w:pPr>
-        <w:widowControl/>
-        <w:tabs>
-          <w:tab w:val="clear" w:pos="0"/>
-          <w:tab w:val="clear" w:pos="720"/>
-          <w:tab w:val="clear" w:pos="1440"/>
-          <w:tab w:val="clear" w:pos="2160"/>
-          <w:tab w:val="clear" w:pos="2880"/>
-          <w:tab w:val="clear" w:pos="3600"/>
-          <w:tab w:val="clear" w:pos="4320"/>
-          <w:tab w:val="clear" w:pos="5040"/>
-          <w:tab w:val="clear" w:pos="5760"/>
-          <w:tab w:val="clear" w:pos="6480"/>
-          <w:tab w:val="clear" w:pos="7200"/>
-          <w:tab w:val="clear" w:pos="7920"/>
-          <w:tab w:val="clear" w:pos="8640"/>
-        </w:tabs>
-        <w:autoSpaceDE/>
-        <w:autoSpaceDN/>
-        <w:adjustRightInd/>
-        <w:ind w:right="-144"/>
-        <w:jc w:val="center"/>
-        <w:rPr>
-          <w:b/>
-        </w:rPr>
-      </w:pPr>
-    </w:p>
     <w:p>
       <w:pPr>
         <w:widowControl/>
@@ -3754,34 +1507,6 @@
         <w:br w:type="page"/>
       </w:r>
     </w:p>
-    <w:p>
-      <w:pPr>
-        <w:widowControl/>
-        <w:tabs>
-          <w:tab w:val="clear" w:pos="0"/>
-          <w:tab w:val="clear" w:pos="720"/>
-          <w:tab w:val="clear" w:pos="1440"/>
-          <w:tab w:val="clear" w:pos="2160"/>
-          <w:tab w:val="clear" w:pos="2880"/>
-          <w:tab w:val="clear" w:pos="3600"/>
-          <w:tab w:val="clear" w:pos="4320"/>
-          <w:tab w:val="clear" w:pos="5040"/>
-          <w:tab w:val="clear" w:pos="5760"/>
-          <w:tab w:val="clear" w:pos="6480"/>
-          <w:tab w:val="clear" w:pos="7200"/>
-          <w:tab w:val="clear" w:pos="7920"/>
-          <w:tab w:val="clear" w:pos="8640"/>
-        </w:tabs>
-        <w:autoSpaceDE/>
-        <w:autoSpaceDN/>
-        <w:adjustRightInd/>
-        <w:ind w:right="-144"/>
-        <w:jc w:val="center"/>
-        <w:rPr>
-          <w:b/>
-        </w:rPr>
-      </w:pPr>
-    </w:p>
     <w:tbl>
       <w:tblPr>
         <w:tblW w:w="0" w:type="auto"/>
@@ -4035,34 +1760,6 @@
         </w:tc>
       </w:tr>
     </w:tbl>
-    <w:p>
-      <w:pPr>
-        <w:widowControl/>
-        <w:tabs>
-          <w:tab w:val="clear" w:pos="0"/>
-          <w:tab w:val="clear" w:pos="720"/>
-          <w:tab w:val="clear" w:pos="1440"/>
-          <w:tab w:val="clear" w:pos="2160"/>
-          <w:tab w:val="clear" w:pos="2880"/>
-          <w:tab w:val="clear" w:pos="3600"/>
-          <w:tab w:val="clear" w:pos="4320"/>
-          <w:tab w:val="clear" w:pos="5040"/>
-          <w:tab w:val="clear" w:pos="5760"/>
-          <w:tab w:val="clear" w:pos="6480"/>
-          <w:tab w:val="clear" w:pos="7200"/>
-          <w:tab w:val="clear" w:pos="7920"/>
-          <w:tab w:val="clear" w:pos="8640"/>
-        </w:tabs>
-        <w:autoSpaceDE/>
-        <w:autoSpaceDN/>
-        <w:adjustRightInd/>
-        <w:ind w:right="-144"/>
-        <w:jc w:val="center"/>
-        <w:rPr>
-          <w:b/>
-        </w:rPr>
-      </w:pPr>
-    </w:p>
     <w:p>
       <w:pPr>
         <w:widowControl/>
@@ -4097,37 +1794,10 @@
         <w:br w:type="page"/>
       </w:r>
     </w:p>
-    <w:p>
-      <w:pPr>
-        <w:widowControl/>
-        <w:tabs>
-          <w:tab w:val="clear" w:pos="0"/>
-          <w:tab w:val="clear" w:pos="720"/>
-          <w:tab w:val="clear" w:pos="1440"/>
-          <w:tab w:val="clear" w:pos="2160"/>
-          <w:tab w:val="clear" w:pos="2880"/>
-          <w:tab w:val="clear" w:pos="3600"/>
-          <w:tab w:val="clear" w:pos="4320"/>
-          <w:tab w:val="clear" w:pos="5040"/>
-          <w:tab w:val="clear" w:pos="5760"/>
-          <w:tab w:val="clear" w:pos="6480"/>
-          <w:tab w:val="clear" w:pos="7200"/>
-          <w:tab w:val="clear" w:pos="7920"/>
-          <w:tab w:val="clear" w:pos="8640"/>
-        </w:tabs>
-        <w:autoSpaceDE/>
-        <w:autoSpaceDN/>
-        <w:adjustRightInd/>
-        <w:ind w:right="-144"/>
-        <w:jc w:val="center"/>
-        <w:rPr>
-          <w:b/>
-        </w:rPr>
-      </w:pPr>
-    </w:p>
     <w:tbl>
       <w:tblPr>
         <w:tblW w:w="0" w:type="auto"/>
+        <w:jc w:val="center"/>
         <w:tblBorders>
           <w:top w:val="single" w:sz="4" w:space="0" w:color="auto"/>
           <w:left w:val="single" w:sz="4" w:space="0" w:color="auto"/>
@@ -4145,6 +1815,7 @@
       </w:tblGrid>
       <w:tr>
         <w:trPr>
+          <w:jc w:val="center"/>
           <w:trHeight w:val="3744"/>
         </w:trPr>
         <w:tc>
@@ -4184,6 +1855,7 @@
       </w:tr>
       <w:tr>
         <w:trPr>
+          <w:jc w:val="center"/>
           <w:trHeight w:val="662"/>
         </w:trPr>
         <w:tc>
@@ -4223,6 +1895,7 @@
       </w:tr>
       <w:tr>
         <w:trPr>
+          <w:jc w:val="center"/>
           <w:trHeight w:val="3744"/>
         </w:trPr>
         <w:tc>
@@ -4262,6 +1935,7 @@
       </w:tr>
       <w:tr>
         <w:trPr>
+          <w:jc w:val="center"/>
           <w:trHeight w:val="662"/>
         </w:trPr>
         <w:tc>
@@ -4301,6 +1975,7 @@
       </w:tr>
       <w:tr>
         <w:trPr>
+          <w:jc w:val="center"/>
           <w:trHeight w:val="3744"/>
         </w:trPr>
         <w:tc>
@@ -4340,6 +2015,7 @@
       </w:tr>
       <w:tr>
         <w:trPr>
+          <w:jc w:val="center"/>
           <w:trHeight w:val="662"/>
         </w:trPr>
         <w:tc>
@@ -4400,12 +2076,570 @@
         <w:autoSpaceDN/>
         <w:adjustRightInd/>
         <w:ind w:right="-144"/>
-        <w:jc w:val="center"/>
         <w:rPr>
           <w:b/>
         </w:rPr>
       </w:pPr>
+      <w:r>
+        <w:rPr>
+          <w:b/>
+        </w:rPr>
+        <w:br w:type="page"/>
+      </w:r>
     </w:p>
+    <w:tbl>
+      <w:tblPr>
+        <w:tblW w:w="0" w:type="auto"/>
+        <w:jc w:val="center"/>
+        <w:tblBorders>
+          <w:top w:val="single" w:sz="4" w:space="0" w:color="auto"/>
+          <w:left w:val="single" w:sz="4" w:space="0" w:color="auto"/>
+          <w:bottom w:val="single" w:sz="4" w:space="0" w:color="auto"/>
+          <w:right w:val="single" w:sz="4" w:space="0" w:color="auto"/>
+          <w:insideH w:val="single" w:sz="4" w:space="0" w:color="auto"/>
+          <w:insideV w:val="single" w:sz="4" w:space="0" w:color="auto"/>
+        </w:tblBorders>
+        <w:tblLayout w:type="fixed"/>
+        <w:tblLook w:val="04A0" w:firstRow="1" w:lastRow="0" w:firstColumn="1" w:lastColumn="0" w:noHBand="0" w:noVBand="1"/>
+      </w:tblPr>
+      <w:tblGrid>
+        <w:gridCol w:w="4824"/>
+        <w:gridCol w:w="4824"/>
+      </w:tblGrid>
+      <w:tr>
+        <w:trPr>
+          <w:jc w:val="center"/>
+          <w:trHeight w:val="3744"/>
+        </w:trPr>
+        <w:tc>
+          <w:tcPr>
+            <w:tcW w:w="4824" w:type="dxa"/>
+            <w:tcBorders>
+              <w:top w:val="single" w:sz="4" w:space="0" w:color="auto"/>
+              <w:left w:val="single" w:sz="4" w:space="0" w:color="auto"/>
+              <w:bottom w:val="single" w:sz="4" w:space="0" w:color="auto"/>
+              <w:right w:val="single" w:sz="4" w:space="0" w:color="auto"/>
+            </w:tcBorders>
+            <w:vAlign w:val="center"/>
+          </w:tcPr>
+          <w:p>
+            <w:pPr>
+              <w:jc w:val="center"/>
+            </w:pPr>
+          </w:p>
+        </w:tc>
+        <w:tc>
+          <w:tcPr>
+            <w:tcW w:w="4824" w:type="dxa"/>
+            <w:tcBorders>
+              <w:top w:val="single" w:sz="4" w:space="0" w:color="auto"/>
+              <w:left w:val="single" w:sz="4" w:space="0" w:color="auto"/>
+              <w:bottom w:val="single" w:sz="4" w:space="0" w:color="auto"/>
+              <w:right w:val="single" w:sz="4" w:space="0" w:color="auto"/>
+            </w:tcBorders>
+            <w:vAlign w:val="center"/>
+          </w:tcPr>
+          <w:p>
+            <w:pPr>
+              <w:jc w:val="center"/>
+            </w:pPr>
+          </w:p>
+        </w:tc>
+      </w:tr>
+      <w:tr>
+        <w:trPr>
+          <w:jc w:val="center"/>
+          <w:trHeight w:val="662"/>
+        </w:trPr>
+        <w:tc>
+          <w:tcPr>
+            <w:tcW w:w="4824" w:type="dxa"/>
+            <w:tcBorders>
+              <w:top w:val="single" w:sz="4" w:space="0" w:color="auto"/>
+              <w:left w:val="single" w:sz="4" w:space="0" w:color="auto"/>
+              <w:bottom w:val="single" w:sz="4" w:space="0" w:color="auto"/>
+              <w:right w:val="single" w:sz="4" w:space="0" w:color="auto"/>
+            </w:tcBorders>
+            <w:vAlign w:val="center"/>
+          </w:tcPr>
+          <w:p>
+            <w:pPr>
+              <w:jc w:val="center"/>
+            </w:pPr>
+          </w:p>
+        </w:tc>
+        <w:tc>
+          <w:tcPr>
+            <w:tcW w:w="4824" w:type="dxa"/>
+            <w:tcBorders>
+              <w:top w:val="single" w:sz="4" w:space="0" w:color="auto"/>
+              <w:left w:val="single" w:sz="4" w:space="0" w:color="auto"/>
+              <w:bottom w:val="single" w:sz="4" w:space="0" w:color="auto"/>
+              <w:right w:val="single" w:sz="4" w:space="0" w:color="auto"/>
+            </w:tcBorders>
+            <w:vAlign w:val="center"/>
+          </w:tcPr>
+          <w:p>
+            <w:pPr>
+              <w:jc w:val="center"/>
+            </w:pPr>
+          </w:p>
+        </w:tc>
+      </w:tr>
+      <w:tr>
+        <w:trPr>
+          <w:jc w:val="center"/>
+          <w:trHeight w:val="3744"/>
+        </w:trPr>
+        <w:tc>
+          <w:tcPr>
+            <w:tcW w:w="4824" w:type="dxa"/>
+            <w:tcBorders>
+              <w:top w:val="single" w:sz="4" w:space="0" w:color="auto"/>
+              <w:left w:val="single" w:sz="4" w:space="0" w:color="auto"/>
+              <w:bottom w:val="single" w:sz="4" w:space="0" w:color="auto"/>
+              <w:right w:val="single" w:sz="4" w:space="0" w:color="auto"/>
+            </w:tcBorders>
+            <w:vAlign w:val="center"/>
+          </w:tcPr>
+          <w:p>
+            <w:pPr>
+              <w:jc w:val="center"/>
+            </w:pPr>
+          </w:p>
+        </w:tc>
+        <w:tc>
+          <w:tcPr>
+            <w:tcW w:w="4824" w:type="dxa"/>
+            <w:tcBorders>
+              <w:top w:val="single" w:sz="4" w:space="0" w:color="auto"/>
+              <w:left w:val="single" w:sz="4" w:space="0" w:color="auto"/>
+              <w:bottom w:val="single" w:sz="4" w:space="0" w:color="auto"/>
+              <w:right w:val="single" w:sz="4" w:space="0" w:color="auto"/>
+            </w:tcBorders>
+            <w:vAlign w:val="center"/>
+          </w:tcPr>
+          <w:p>
+            <w:pPr>
+              <w:jc w:val="center"/>
+            </w:pPr>
+          </w:p>
+        </w:tc>
+      </w:tr>
+      <w:tr>
+        <w:trPr>
+          <w:jc w:val="center"/>
+          <w:trHeight w:val="662"/>
+        </w:trPr>
+        <w:tc>
+          <w:tcPr>
+            <w:tcW w:w="4824" w:type="dxa"/>
+            <w:tcBorders>
+              <w:top w:val="single" w:sz="4" w:space="0" w:color="auto"/>
+              <w:left w:val="single" w:sz="4" w:space="0" w:color="auto"/>
+              <w:bottom w:val="single" w:sz="4" w:space="0" w:color="auto"/>
+              <w:right w:val="single" w:sz="4" w:space="0" w:color="auto"/>
+            </w:tcBorders>
+            <w:vAlign w:val="center"/>
+          </w:tcPr>
+          <w:p>
+            <w:pPr>
+              <w:jc w:val="center"/>
+            </w:pPr>
+          </w:p>
+        </w:tc>
+        <w:tc>
+          <w:tcPr>
+            <w:tcW w:w="4824" w:type="dxa"/>
+            <w:tcBorders>
+              <w:top w:val="single" w:sz="4" w:space="0" w:color="auto"/>
+              <w:left w:val="single" w:sz="4" w:space="0" w:color="auto"/>
+              <w:bottom w:val="single" w:sz="4" w:space="0" w:color="auto"/>
+              <w:right w:val="single" w:sz="4" w:space="0" w:color="auto"/>
+            </w:tcBorders>
+            <w:vAlign w:val="center"/>
+          </w:tcPr>
+          <w:p>
+            <w:pPr>
+              <w:jc w:val="center"/>
+            </w:pPr>
+          </w:p>
+        </w:tc>
+      </w:tr>
+      <w:tr>
+        <w:trPr>
+          <w:jc w:val="center"/>
+          <w:trHeight w:val="3744"/>
+        </w:trPr>
+        <w:tc>
+          <w:tcPr>
+            <w:tcW w:w="4824" w:type="dxa"/>
+            <w:tcBorders>
+              <w:top w:val="single" w:sz="4" w:space="0" w:color="auto"/>
+              <w:left w:val="single" w:sz="4" w:space="0" w:color="auto"/>
+              <w:bottom w:val="single" w:sz="4" w:space="0" w:color="auto"/>
+              <w:right w:val="single" w:sz="4" w:space="0" w:color="auto"/>
+            </w:tcBorders>
+            <w:vAlign w:val="center"/>
+          </w:tcPr>
+          <w:p>
+            <w:pPr>
+              <w:jc w:val="center"/>
+            </w:pPr>
+          </w:p>
+        </w:tc>
+        <w:tc>
+          <w:tcPr>
+            <w:tcW w:w="4824" w:type="dxa"/>
+            <w:tcBorders>
+              <w:top w:val="single" w:sz="4" w:space="0" w:color="auto"/>
+              <w:left w:val="single" w:sz="4" w:space="0" w:color="auto"/>
+              <w:bottom w:val="single" w:sz="4" w:space="0" w:color="auto"/>
+              <w:right w:val="single" w:sz="4" w:space="0" w:color="auto"/>
+            </w:tcBorders>
+            <w:vAlign w:val="center"/>
+          </w:tcPr>
+          <w:p>
+            <w:pPr>
+              <w:jc w:val="center"/>
+            </w:pPr>
+          </w:p>
+        </w:tc>
+      </w:tr>
+      <w:tr>
+        <w:trPr>
+          <w:jc w:val="center"/>
+          <w:trHeight w:val="662"/>
+        </w:trPr>
+        <w:tc>
+          <w:tcPr>
+            <w:tcW w:w="4824" w:type="dxa"/>
+            <w:tcBorders>
+              <w:top w:val="single" w:sz="4" w:space="0" w:color="auto"/>
+              <w:left w:val="single" w:sz="4" w:space="0" w:color="auto"/>
+              <w:bottom w:val="single" w:sz="4" w:space="0" w:color="auto"/>
+              <w:right w:val="single" w:sz="4" w:space="0" w:color="auto"/>
+            </w:tcBorders>
+            <w:vAlign w:val="center"/>
+          </w:tcPr>
+          <w:p>
+            <w:pPr>
+              <w:jc w:val="center"/>
+            </w:pPr>
+          </w:p>
+        </w:tc>
+        <w:tc>
+          <w:tcPr>
+            <w:tcW w:w="4824" w:type="dxa"/>
+            <w:tcBorders>
+              <w:top w:val="single" w:sz="4" w:space="0" w:color="auto"/>
+              <w:left w:val="single" w:sz="4" w:space="0" w:color="auto"/>
+              <w:bottom w:val="single" w:sz="4" w:space="0" w:color="auto"/>
+              <w:right w:val="single" w:sz="4" w:space="0" w:color="auto"/>
+            </w:tcBorders>
+            <w:vAlign w:val="center"/>
+          </w:tcPr>
+          <w:p>
+            <w:pPr>
+              <w:jc w:val="center"/>
+            </w:pPr>
+          </w:p>
+        </w:tc>
+      </w:tr>
+    </w:tbl>
+    <w:p>
+      <w:pPr>
+        <w:widowControl/>
+        <w:tabs>
+          <w:tab w:val="clear" w:pos="0"/>
+          <w:tab w:val="clear" w:pos="720"/>
+          <w:tab w:val="clear" w:pos="1440"/>
+          <w:tab w:val="clear" w:pos="2160"/>
+          <w:tab w:val="clear" w:pos="2880"/>
+          <w:tab w:val="clear" w:pos="3600"/>
+          <w:tab w:val="clear" w:pos="4320"/>
+          <w:tab w:val="clear" w:pos="5040"/>
+          <w:tab w:val="clear" w:pos="5760"/>
+          <w:tab w:val="clear" w:pos="6480"/>
+          <w:tab w:val="clear" w:pos="7200"/>
+          <w:tab w:val="clear" w:pos="7920"/>
+          <w:tab w:val="clear" w:pos="8640"/>
+        </w:tabs>
+        <w:autoSpaceDE/>
+        <w:autoSpaceDN/>
+        <w:adjustRightInd/>
+        <w:ind w:right="-144"/>
+        <w:rPr>
+          <w:b/>
+        </w:rPr>
+      </w:pPr>
+      <w:r>
+        <w:rPr>
+          <w:b/>
+        </w:rPr>
+        <w:br w:type="page"/>
+      </w:r>
+    </w:p>
+    <w:tbl>
+      <w:tblPr>
+        <w:tblW w:w="0" w:type="auto"/>
+        <w:jc w:val="center"/>
+        <w:tblBorders>
+          <w:top w:val="single" w:sz="4" w:space="0" w:color="auto"/>
+          <w:left w:val="single" w:sz="4" w:space="0" w:color="auto"/>
+          <w:bottom w:val="single" w:sz="4" w:space="0" w:color="auto"/>
+          <w:right w:val="single" w:sz="4" w:space="0" w:color="auto"/>
+          <w:insideH w:val="single" w:sz="4" w:space="0" w:color="auto"/>
+          <w:insideV w:val="single" w:sz="4" w:space="0" w:color="auto"/>
+        </w:tblBorders>
+        <w:tblLayout w:type="fixed"/>
+        <w:tblLook w:val="04A0" w:firstRow="1" w:lastRow="0" w:firstColumn="1" w:lastColumn="0" w:noHBand="0" w:noVBand="1"/>
+      </w:tblPr>
+      <w:tblGrid>
+        <w:gridCol w:w="4824"/>
+        <w:gridCol w:w="4824"/>
+      </w:tblGrid>
+      <w:tr>
+        <w:trPr>
+          <w:jc w:val="center"/>
+          <w:trHeight w:val="3744"/>
+        </w:trPr>
+        <w:tc>
+          <w:tcPr>
+            <w:tcW w:w="4824" w:type="dxa"/>
+            <w:tcBorders>
+              <w:top w:val="single" w:sz="4" w:space="0" w:color="auto"/>
+              <w:left w:val="single" w:sz="4" w:space="0" w:color="auto"/>
+              <w:bottom w:val="single" w:sz="4" w:space="0" w:color="auto"/>
+              <w:right w:val="single" w:sz="4" w:space="0" w:color="auto"/>
+            </w:tcBorders>
+            <w:vAlign w:val="center"/>
+          </w:tcPr>
+          <w:p>
+            <w:pPr>
+              <w:jc w:val="center"/>
+            </w:pPr>
+          </w:p>
+        </w:tc>
+        <w:tc>
+          <w:tcPr>
+            <w:tcW w:w="4824" w:type="dxa"/>
+            <w:tcBorders>
+              <w:top w:val="single" w:sz="4" w:space="0" w:color="auto"/>
+              <w:left w:val="single" w:sz="4" w:space="0" w:color="auto"/>
+              <w:bottom w:val="single" w:sz="4" w:space="0" w:color="auto"/>
+              <w:right w:val="single" w:sz="4" w:space="0" w:color="auto"/>
+            </w:tcBorders>
+            <w:vAlign w:val="center"/>
+          </w:tcPr>
+          <w:p>
+            <w:pPr>
+              <w:jc w:val="center"/>
+            </w:pPr>
+          </w:p>
+        </w:tc>
+      </w:tr>
+      <w:tr>
+        <w:trPr>
+          <w:jc w:val="center"/>
+          <w:trHeight w:val="662"/>
+        </w:trPr>
+        <w:tc>
+          <w:tcPr>
+            <w:tcW w:w="4824" w:type="dxa"/>
+            <w:tcBorders>
+              <w:top w:val="single" w:sz="4" w:space="0" w:color="auto"/>
+              <w:left w:val="single" w:sz="4" w:space="0" w:color="auto"/>
+              <w:bottom w:val="single" w:sz="4" w:space="0" w:color="auto"/>
+              <w:right w:val="single" w:sz="4" w:space="0" w:color="auto"/>
+            </w:tcBorders>
+            <w:vAlign w:val="center"/>
+          </w:tcPr>
+          <w:p>
+            <w:pPr>
+              <w:jc w:val="center"/>
+            </w:pPr>
+          </w:p>
+        </w:tc>
+        <w:tc>
+          <w:tcPr>
+            <w:tcW w:w="4824" w:type="dxa"/>
+            <w:tcBorders>
+              <w:top w:val="single" w:sz="4" w:space="0" w:color="auto"/>
+              <w:left w:val="single" w:sz="4" w:space="0" w:color="auto"/>
+              <w:bottom w:val="single" w:sz="4" w:space="0" w:color="auto"/>
+              <w:right w:val="single" w:sz="4" w:space="0" w:color="auto"/>
+            </w:tcBorders>
+            <w:vAlign w:val="center"/>
+          </w:tcPr>
+          <w:p>
+            <w:pPr>
+              <w:jc w:val="center"/>
+            </w:pPr>
+          </w:p>
+        </w:tc>
+      </w:tr>
+      <w:tr>
+        <w:trPr>
+          <w:jc w:val="center"/>
+          <w:trHeight w:val="3744"/>
+        </w:trPr>
+        <w:tc>
+          <w:tcPr>
+            <w:tcW w:w="4824" w:type="dxa"/>
+            <w:tcBorders>
+              <w:top w:val="single" w:sz="4" w:space="0" w:color="auto"/>
+              <w:left w:val="single" w:sz="4" w:space="0" w:color="auto"/>
+              <w:bottom w:val="single" w:sz="4" w:space="0" w:color="auto"/>
+              <w:right w:val="single" w:sz="4" w:space="0" w:color="auto"/>
+            </w:tcBorders>
+            <w:vAlign w:val="center"/>
+          </w:tcPr>
+          <w:p>
+            <w:pPr>
+              <w:jc w:val="center"/>
+            </w:pPr>
+          </w:p>
+        </w:tc>
+        <w:tc>
+          <w:tcPr>
+            <w:tcW w:w="4824" w:type="dxa"/>
+            <w:tcBorders>
+              <w:top w:val="single" w:sz="4" w:space="0" w:color="auto"/>
+              <w:left w:val="single" w:sz="4" w:space="0" w:color="auto"/>
+              <w:bottom w:val="single" w:sz="4" w:space="0" w:color="auto"/>
+              <w:right w:val="single" w:sz="4" w:space="0" w:color="auto"/>
+            </w:tcBorders>
+            <w:vAlign w:val="center"/>
+          </w:tcPr>
+          <w:p>
+            <w:pPr>
+              <w:jc w:val="center"/>
+            </w:pPr>
+          </w:p>
+        </w:tc>
+      </w:tr>
+      <w:tr>
+        <w:trPr>
+          <w:jc w:val="center"/>
+          <w:trHeight w:val="662"/>
+        </w:trPr>
+        <w:tc>
+          <w:tcPr>
+            <w:tcW w:w="4824" w:type="dxa"/>
+            <w:tcBorders>
+              <w:top w:val="single" w:sz="4" w:space="0" w:color="auto"/>
+              <w:left w:val="single" w:sz="4" w:space="0" w:color="auto"/>
+              <w:bottom w:val="single" w:sz="4" w:space="0" w:color="auto"/>
+              <w:right w:val="single" w:sz="4" w:space="0" w:color="auto"/>
+            </w:tcBorders>
+            <w:vAlign w:val="center"/>
+          </w:tcPr>
+          <w:p>
+            <w:pPr>
+              <w:jc w:val="center"/>
+            </w:pPr>
+          </w:p>
+        </w:tc>
+        <w:tc>
+          <w:tcPr>
+            <w:tcW w:w="4824" w:type="dxa"/>
+            <w:tcBorders>
+              <w:top w:val="single" w:sz="4" w:space="0" w:color="auto"/>
+              <w:left w:val="single" w:sz="4" w:space="0" w:color="auto"/>
+              <w:bottom w:val="single" w:sz="4" w:space="0" w:color="auto"/>
+              <w:right w:val="single" w:sz="4" w:space="0" w:color="auto"/>
+            </w:tcBorders>
+            <w:vAlign w:val="center"/>
+          </w:tcPr>
+          <w:p>
+            <w:pPr>
+              <w:jc w:val="center"/>
+            </w:pPr>
+          </w:p>
+        </w:tc>
+      </w:tr>
+      <w:tr>
+        <w:trPr>
+          <w:jc w:val="center"/>
+          <w:trHeight w:val="3744"/>
+        </w:trPr>
+        <w:tc>
+          <w:tcPr>
+            <w:tcW w:w="4824" w:type="dxa"/>
+            <w:tcBorders>
+              <w:top w:val="single" w:sz="4" w:space="0" w:color="auto"/>
+              <w:left w:val="single" w:sz="4" w:space="0" w:color="auto"/>
+              <w:bottom w:val="single" w:sz="4" w:space="0" w:color="auto"/>
+              <w:right w:val="single" w:sz="4" w:space="0" w:color="auto"/>
+            </w:tcBorders>
+            <w:vAlign w:val="center"/>
+          </w:tcPr>
+          <w:p>
+            <w:pPr>
+              <w:jc w:val="center"/>
+            </w:pPr>
+          </w:p>
+        </w:tc>
+        <w:tc>
+          <w:tcPr>
+            <w:tcW w:w="4824" w:type="dxa"/>
+            <w:tcBorders>
+              <w:top w:val="single" w:sz="4" w:space="0" w:color="auto"/>
+              <w:left w:val="single" w:sz="4" w:space="0" w:color="auto"/>
+              <w:bottom w:val="single" w:sz="4" w:space="0" w:color="auto"/>
+              <w:right w:val="single" w:sz="4" w:space="0" w:color="auto"/>
+            </w:tcBorders>
+            <w:vAlign w:val="center"/>
+          </w:tcPr>
+          <w:p>
+            <w:pPr>
+              <w:jc w:val="center"/>
+            </w:pPr>
+          </w:p>
+        </w:tc>
+      </w:tr>
+      <w:tr>
+        <w:trPr>
+          <w:jc w:val="center"/>
+          <w:trHeight w:val="662"/>
+        </w:trPr>
+        <w:tc>
+          <w:tcPr>
+            <w:tcW w:w="4824" w:type="dxa"/>
+            <w:tcBorders>
+              <w:top w:val="single" w:sz="4" w:space="0" w:color="auto"/>
+              <w:left w:val="single" w:sz="4" w:space="0" w:color="auto"/>
+              <w:bottom w:val="single" w:sz="4" w:space="0" w:color="auto"/>
+              <w:right w:val="single" w:sz="4" w:space="0" w:color="auto"/>
+            </w:tcBorders>
+            <w:vAlign w:val="center"/>
+          </w:tcPr>
+          <w:p>
+            <w:pPr>
+              <w:jc w:val="center"/>
+            </w:pPr>
+          </w:p>
+        </w:tc>
+        <w:tc>
+          <w:tcPr>
+            <w:tcW w:w="4824" w:type="dxa"/>
+            <w:tcBorders>
+              <w:top w:val="single" w:sz="4" w:space="0" w:color="auto"/>
+              <w:left w:val="single" w:sz="4" w:space="0" w:color="auto"/>
+              <w:bottom w:val="single" w:sz="4" w:space="0" w:color="auto"/>
+              <w:right w:val="single" w:sz="4" w:space="0" w:color="auto"/>
+            </w:tcBorders>
+            <w:vAlign w:val="center"/>
+          </w:tcPr>
+          <w:p>
+            <w:pPr>
+              <w:jc w:val="center"/>
+            </w:pPr>
+          </w:p>
+        </w:tc>
+      </w:tr>
+    </w:tbl>
     <w:p>
       <w:pPr>
         <w:widowControl/>
@@ -4440,6 +2674,263 @@
         <w:br w:type="page"/>
       </w:r>
     </w:p>
+    <w:tbl>
+      <w:tblPr>
+        <w:tblW w:w="0" w:type="auto"/>
+        <w:tblBorders>
+          <w:top w:val="single" w:sz="4" w:space="0" w:color="auto"/>
+          <w:left w:val="single" w:sz="4" w:space="0" w:color="auto"/>
+          <w:bottom w:val="single" w:sz="4" w:space="0" w:color="auto"/>
+          <w:right w:val="single" w:sz="4" w:space="0" w:color="auto"/>
+          <w:insideH w:val="single" w:sz="4" w:space="0" w:color="auto"/>
+          <w:insideV w:val="single" w:sz="4" w:space="0" w:color="auto"/>
+        </w:tblBorders>
+        <w:tblLayout w:type="fixed"/>
+        <w:tblLook w:val="04A0" w:firstRow="1" w:lastRow="0" w:firstColumn="1" w:lastColumn="0" w:noHBand="0" w:noVBand="1"/>
+      </w:tblPr>
+      <w:tblGrid>
+        <w:gridCol w:w="4824"/>
+        <w:gridCol w:w="4824"/>
+      </w:tblGrid>
+      <w:bookmarkEnd w:id="1"/>
+      <w:tr>
+        <w:trPr>
+          <w:trHeight w:val="3744"/>
+        </w:trPr>
+        <w:tc>
+          <w:tcPr>
+            <w:tcW w:w="4824" w:type="dxa"/>
+            <w:tcBorders>
+              <w:top w:val="single" w:sz="4" w:space="0" w:color="auto"/>
+              <w:left w:val="single" w:sz="4" w:space="0" w:color="auto"/>
+              <w:bottom w:val="single" w:sz="4" w:space="0" w:color="auto"/>
+              <w:right w:val="single" w:sz="4" w:space="0" w:color="auto"/>
+            </w:tcBorders>
+            <w:vAlign w:val="center"/>
+          </w:tcPr>
+          <w:p>
+            <w:pPr>
+              <w:jc w:val="center"/>
+            </w:pPr>
+            <w:bookmarkStart w:id="1" w:name="_Hlk91683385"/>
+          </w:p>
+        </w:tc>
+        <w:tc>
+          <w:tcPr>
+            <w:tcW w:w="4824" w:type="dxa"/>
+            <w:tcBorders>
+              <w:top w:val="single" w:sz="4" w:space="0" w:color="auto"/>
+              <w:left w:val="single" w:sz="4" w:space="0" w:color="auto"/>
+              <w:bottom w:val="single" w:sz="4" w:space="0" w:color="auto"/>
+              <w:right w:val="single" w:sz="4" w:space="0" w:color="auto"/>
+            </w:tcBorders>
+            <w:vAlign w:val="center"/>
+          </w:tcPr>
+          <w:p>
+            <w:pPr>
+              <w:jc w:val="center"/>
+            </w:pPr>
+          </w:p>
+        </w:tc>
+      </w:tr>
+      <w:tr>
+        <w:trPr>
+          <w:trHeight w:val="662"/>
+        </w:trPr>
+        <w:tc>
+          <w:tcPr>
+            <w:tcW w:w="4824" w:type="dxa"/>
+            <w:tcBorders>
+              <w:top w:val="single" w:sz="4" w:space="0" w:color="auto"/>
+              <w:left w:val="single" w:sz="4" w:space="0" w:color="auto"/>
+              <w:bottom w:val="single" w:sz="4" w:space="0" w:color="auto"/>
+              <w:right w:val="single" w:sz="4" w:space="0" w:color="auto"/>
+            </w:tcBorders>
+            <w:vAlign w:val="center"/>
+          </w:tcPr>
+          <w:p>
+            <w:pPr>
+              <w:jc w:val="center"/>
+            </w:pPr>
+          </w:p>
+        </w:tc>
+        <w:tc>
+          <w:tcPr>
+            <w:tcW w:w="4824" w:type="dxa"/>
+            <w:tcBorders>
+              <w:top w:val="single" w:sz="4" w:space="0" w:color="auto"/>
+              <w:left w:val="single" w:sz="4" w:space="0" w:color="auto"/>
+              <w:bottom w:val="single" w:sz="4" w:space="0" w:color="auto"/>
+              <w:right w:val="single" w:sz="4" w:space="0" w:color="auto"/>
+            </w:tcBorders>
+            <w:vAlign w:val="center"/>
+          </w:tcPr>
+          <w:p>
+            <w:pPr>
+              <w:jc w:val="center"/>
+            </w:pPr>
+          </w:p>
+        </w:tc>
+      </w:tr>
+      <w:tr>
+        <w:trPr>
+          <w:trHeight w:val="3744"/>
+        </w:trPr>
+        <w:tc>
+          <w:tcPr>
+            <w:tcW w:w="4824" w:type="dxa"/>
+            <w:tcBorders>
+              <w:top w:val="single" w:sz="4" w:space="0" w:color="auto"/>
+              <w:left w:val="single" w:sz="4" w:space="0" w:color="auto"/>
+              <w:bottom w:val="single" w:sz="4" w:space="0" w:color="auto"/>
+              <w:right w:val="single" w:sz="4" w:space="0" w:color="auto"/>
+            </w:tcBorders>
+            <w:vAlign w:val="center"/>
+          </w:tcPr>
+          <w:p>
+            <w:pPr>
+              <w:jc w:val="center"/>
+            </w:pPr>
+            <w:bookmarkStart w:id="1" w:name="_Hlk91683385"/>
+          </w:p>
+        </w:tc>
+        <w:tc>
+          <w:tcPr>
+            <w:tcW w:w="4824" w:type="dxa"/>
+            <w:tcBorders>
+              <w:top w:val="single" w:sz="4" w:space="0" w:color="auto"/>
+              <w:left w:val="single" w:sz="4" w:space="0" w:color="auto"/>
+              <w:bottom w:val="single" w:sz="4" w:space="0" w:color="auto"/>
+              <w:right w:val="single" w:sz="4" w:space="0" w:color="auto"/>
+            </w:tcBorders>
+            <w:vAlign w:val="center"/>
+          </w:tcPr>
+          <w:p>
+            <w:pPr>
+              <w:jc w:val="center"/>
+            </w:pPr>
+          </w:p>
+        </w:tc>
+      </w:tr>
+      <w:tr>
+        <w:trPr>
+          <w:trHeight w:val="662"/>
+        </w:trPr>
+        <w:tc>
+          <w:tcPr>
+            <w:tcW w:w="4824" w:type="dxa"/>
+            <w:tcBorders>
+              <w:top w:val="single" w:sz="4" w:space="0" w:color="auto"/>
+              <w:left w:val="single" w:sz="4" w:space="0" w:color="auto"/>
+              <w:bottom w:val="single" w:sz="4" w:space="0" w:color="auto"/>
+              <w:right w:val="single" w:sz="4" w:space="0" w:color="auto"/>
+            </w:tcBorders>
+            <w:vAlign w:val="center"/>
+          </w:tcPr>
+          <w:p>
+            <w:pPr>
+              <w:jc w:val="center"/>
+            </w:pPr>
+          </w:p>
+        </w:tc>
+        <w:tc>
+          <w:tcPr>
+            <w:tcW w:w="4824" w:type="dxa"/>
+            <w:tcBorders>
+              <w:top w:val="single" w:sz="4" w:space="0" w:color="auto"/>
+              <w:left w:val="single" w:sz="4" w:space="0" w:color="auto"/>
+              <w:bottom w:val="single" w:sz="4" w:space="0" w:color="auto"/>
+              <w:right w:val="single" w:sz="4" w:space="0" w:color="auto"/>
+            </w:tcBorders>
+            <w:vAlign w:val="center"/>
+          </w:tcPr>
+          <w:p>
+            <w:pPr>
+              <w:jc w:val="center"/>
+            </w:pPr>
+          </w:p>
+        </w:tc>
+      </w:tr>
+      <w:tr>
+        <w:trPr>
+          <w:trHeight w:val="3744"/>
+        </w:trPr>
+        <w:tc>
+          <w:tcPr>
+            <w:tcW w:w="4824" w:type="dxa"/>
+            <w:tcBorders>
+              <w:top w:val="single" w:sz="4" w:space="0" w:color="auto"/>
+              <w:left w:val="single" w:sz="4" w:space="0" w:color="auto"/>
+              <w:bottom w:val="single" w:sz="4" w:space="0" w:color="auto"/>
+              <w:right w:val="single" w:sz="4" w:space="0" w:color="auto"/>
+            </w:tcBorders>
+            <w:vAlign w:val="center"/>
+          </w:tcPr>
+          <w:p>
+            <w:pPr>
+              <w:jc w:val="center"/>
+            </w:pPr>
+            <w:bookmarkStart w:id="1" w:name="_Hlk91683385"/>
+          </w:p>
+        </w:tc>
+        <w:tc>
+          <w:tcPr>
+            <w:tcW w:w="4824" w:type="dxa"/>
+            <w:tcBorders>
+              <w:top w:val="single" w:sz="4" w:space="0" w:color="auto"/>
+              <w:left w:val="single" w:sz="4" w:space="0" w:color="auto"/>
+              <w:bottom w:val="single" w:sz="4" w:space="0" w:color="auto"/>
+              <w:right w:val="single" w:sz="4" w:space="0" w:color="auto"/>
+            </w:tcBorders>
+            <w:vAlign w:val="center"/>
+          </w:tcPr>
+          <w:p>
+            <w:pPr>
+              <w:jc w:val="center"/>
+            </w:pPr>
+          </w:p>
+        </w:tc>
+      </w:tr>
+      <w:tr>
+        <w:trPr>
+          <w:trHeight w:val="662"/>
+        </w:trPr>
+        <w:tc>
+          <w:tcPr>
+            <w:tcW w:w="4824" w:type="dxa"/>
+            <w:tcBorders>
+              <w:top w:val="single" w:sz="4" w:space="0" w:color="auto"/>
+              <w:left w:val="single" w:sz="4" w:space="0" w:color="auto"/>
+              <w:bottom w:val="single" w:sz="4" w:space="0" w:color="auto"/>
+              <w:right w:val="single" w:sz="4" w:space="0" w:color="auto"/>
+            </w:tcBorders>
+            <w:vAlign w:val="center"/>
+          </w:tcPr>
+          <w:p>
+            <w:pPr>
+              <w:jc w:val="center"/>
+            </w:pPr>
+          </w:p>
+        </w:tc>
+        <w:tc>
+          <w:tcPr>
+            <w:tcW w:w="4824" w:type="dxa"/>
+            <w:tcBorders>
+              <w:top w:val="single" w:sz="4" w:space="0" w:color="auto"/>
+              <w:left w:val="single" w:sz="4" w:space="0" w:color="auto"/>
+              <w:bottom w:val="single" w:sz="4" w:space="0" w:color="auto"/>
+              <w:right w:val="single" w:sz="4" w:space="0" w:color="auto"/>
+            </w:tcBorders>
+            <w:vAlign w:val="center"/>
+          </w:tcPr>
+          <w:p>
+            <w:pPr>
+              <w:jc w:val="center"/>
+            </w:pPr>
+          </w:p>
+        </w:tc>
+      </w:tr>
+    </w:tbl>
     <w:p>
       <w:pPr>
         <w:widowControl/>
@@ -4467,6 +2958,873 @@
           <w:b/>
         </w:rPr>
       </w:pPr>
+      <w:r>
+        <w:rPr>
+          <w:b/>
+        </w:rPr>
+        <w:br w:type="page"/>
+      </w:r>
+    </w:p>
+    <w:tbl>
+      <w:tblPr>
+        <w:tblW w:w="0" w:type="auto"/>
+        <w:tblBorders>
+          <w:top w:val="single" w:sz="4" w:space="0" w:color="auto"/>
+          <w:left w:val="single" w:sz="4" w:space="0" w:color="auto"/>
+          <w:bottom w:val="single" w:sz="4" w:space="0" w:color="auto"/>
+          <w:right w:val="single" w:sz="4" w:space="0" w:color="auto"/>
+          <w:insideH w:val="single" w:sz="4" w:space="0" w:color="auto"/>
+          <w:insideV w:val="single" w:sz="4" w:space="0" w:color="auto"/>
+        </w:tblBorders>
+        <w:tblLayout w:type="fixed"/>
+        <w:tblLook w:val="04A0" w:firstRow="1" w:lastRow="0" w:firstColumn="1" w:lastColumn="0" w:noHBand="0" w:noVBand="1"/>
+      </w:tblPr>
+      <w:tblGrid>
+        <w:gridCol w:w="4824"/>
+        <w:gridCol w:w="4824"/>
+      </w:tblGrid>
+      <w:tr>
+        <w:trPr>
+          <w:trHeight w:val="3744"/>
+        </w:trPr>
+        <w:tc>
+          <w:tcPr>
+            <w:tcW w:w="4824" w:type="dxa"/>
+            <w:tcBorders>
+              <w:top w:val="single" w:sz="4" w:space="0" w:color="auto"/>
+              <w:left w:val="single" w:sz="4" w:space="0" w:color="auto"/>
+              <w:bottom w:val="single" w:sz="4" w:space="0" w:color="auto"/>
+              <w:right w:val="single" w:sz="4" w:space="0" w:color="auto"/>
+            </w:tcBorders>
+            <w:vAlign w:val="center"/>
+          </w:tcPr>
+          <w:p>
+            <w:pPr>
+              <w:jc w:val="center"/>
+            </w:pPr>
+          </w:p>
+        </w:tc>
+        <w:tc>
+          <w:tcPr>
+            <w:tcW w:w="4824" w:type="dxa"/>
+            <w:tcBorders>
+              <w:top w:val="single" w:sz="4" w:space="0" w:color="auto"/>
+              <w:left w:val="single" w:sz="4" w:space="0" w:color="auto"/>
+              <w:bottom w:val="single" w:sz="4" w:space="0" w:color="auto"/>
+              <w:right w:val="single" w:sz="4" w:space="0" w:color="auto"/>
+            </w:tcBorders>
+            <w:vAlign w:val="center"/>
+          </w:tcPr>
+          <w:p>
+            <w:pPr>
+              <w:jc w:val="center"/>
+            </w:pPr>
+          </w:p>
+        </w:tc>
+      </w:tr>
+      <w:tr>
+        <w:trPr>
+          <w:trHeight w:val="662"/>
+        </w:trPr>
+        <w:tc>
+          <w:tcPr>
+            <w:tcW w:w="4824" w:type="dxa"/>
+            <w:tcBorders>
+              <w:top w:val="single" w:sz="4" w:space="0" w:color="auto"/>
+              <w:left w:val="single" w:sz="4" w:space="0" w:color="auto"/>
+              <w:bottom w:val="single" w:sz="4" w:space="0" w:color="auto"/>
+              <w:right w:val="single" w:sz="4" w:space="0" w:color="auto"/>
+            </w:tcBorders>
+            <w:vAlign w:val="center"/>
+          </w:tcPr>
+          <w:p>
+            <w:pPr>
+              <w:jc w:val="center"/>
+            </w:pPr>
+          </w:p>
+        </w:tc>
+        <w:tc>
+          <w:tcPr>
+            <w:tcW w:w="4824" w:type="dxa"/>
+            <w:tcBorders>
+              <w:top w:val="single" w:sz="4" w:space="0" w:color="auto"/>
+              <w:left w:val="single" w:sz="4" w:space="0" w:color="auto"/>
+              <w:bottom w:val="single" w:sz="4" w:space="0" w:color="auto"/>
+              <w:right w:val="single" w:sz="4" w:space="0" w:color="auto"/>
+            </w:tcBorders>
+            <w:vAlign w:val="center"/>
+          </w:tcPr>
+          <w:p>
+            <w:pPr>
+              <w:jc w:val="center"/>
+            </w:pPr>
+          </w:p>
+        </w:tc>
+      </w:tr>
+      <w:tr>
+        <w:trPr>
+          <w:trHeight w:val="3744"/>
+        </w:trPr>
+        <w:tc>
+          <w:tcPr>
+            <w:tcW w:w="4824" w:type="dxa"/>
+            <w:tcBorders>
+              <w:top w:val="single" w:sz="4" w:space="0" w:color="auto"/>
+              <w:left w:val="single" w:sz="4" w:space="0" w:color="auto"/>
+              <w:bottom w:val="single" w:sz="4" w:space="0" w:color="auto"/>
+              <w:right w:val="single" w:sz="4" w:space="0" w:color="auto"/>
+            </w:tcBorders>
+            <w:vAlign w:val="center"/>
+          </w:tcPr>
+          <w:p>
+            <w:pPr>
+              <w:jc w:val="center"/>
+            </w:pPr>
+          </w:p>
+        </w:tc>
+        <w:tc>
+          <w:tcPr>
+            <w:tcW w:w="4824" w:type="dxa"/>
+            <w:tcBorders>
+              <w:top w:val="single" w:sz="4" w:space="0" w:color="auto"/>
+              <w:left w:val="single" w:sz="4" w:space="0" w:color="auto"/>
+              <w:bottom w:val="single" w:sz="4" w:space="0" w:color="auto"/>
+              <w:right w:val="single" w:sz="4" w:space="0" w:color="auto"/>
+            </w:tcBorders>
+            <w:vAlign w:val="center"/>
+          </w:tcPr>
+          <w:p>
+            <w:pPr>
+              <w:jc w:val="center"/>
+            </w:pPr>
+          </w:p>
+        </w:tc>
+      </w:tr>
+      <w:tr>
+        <w:trPr>
+          <w:trHeight w:val="662"/>
+        </w:trPr>
+        <w:tc>
+          <w:tcPr>
+            <w:tcW w:w="4824" w:type="dxa"/>
+            <w:tcBorders>
+              <w:top w:val="single" w:sz="4" w:space="0" w:color="auto"/>
+              <w:left w:val="single" w:sz="4" w:space="0" w:color="auto"/>
+              <w:bottom w:val="single" w:sz="4" w:space="0" w:color="auto"/>
+              <w:right w:val="single" w:sz="4" w:space="0" w:color="auto"/>
+            </w:tcBorders>
+            <w:vAlign w:val="center"/>
+          </w:tcPr>
+          <w:p>
+            <w:pPr>
+              <w:jc w:val="center"/>
+            </w:pPr>
+          </w:p>
+        </w:tc>
+        <w:tc>
+          <w:tcPr>
+            <w:tcW w:w="4824" w:type="dxa"/>
+            <w:tcBorders>
+              <w:top w:val="single" w:sz="4" w:space="0" w:color="auto"/>
+              <w:left w:val="single" w:sz="4" w:space="0" w:color="auto"/>
+              <w:bottom w:val="single" w:sz="4" w:space="0" w:color="auto"/>
+              <w:right w:val="single" w:sz="4" w:space="0" w:color="auto"/>
+            </w:tcBorders>
+            <w:vAlign w:val="center"/>
+          </w:tcPr>
+          <w:p>
+            <w:pPr>
+              <w:jc w:val="center"/>
+            </w:pPr>
+          </w:p>
+        </w:tc>
+      </w:tr>
+      <w:tr>
+        <w:trPr>
+          <w:trHeight w:val="3744"/>
+        </w:trPr>
+        <w:tc>
+          <w:tcPr>
+            <w:tcW w:w="4824" w:type="dxa"/>
+            <w:tcBorders>
+              <w:top w:val="single" w:sz="4" w:space="0" w:color="auto"/>
+              <w:left w:val="single" w:sz="4" w:space="0" w:color="auto"/>
+              <w:bottom w:val="single" w:sz="4" w:space="0" w:color="auto"/>
+              <w:right w:val="single" w:sz="4" w:space="0" w:color="auto"/>
+            </w:tcBorders>
+            <w:vAlign w:val="center"/>
+          </w:tcPr>
+          <w:p>
+            <w:pPr>
+              <w:jc w:val="center"/>
+            </w:pPr>
+          </w:p>
+        </w:tc>
+        <w:tc>
+          <w:tcPr>
+            <w:tcW w:w="4824" w:type="dxa"/>
+            <w:tcBorders>
+              <w:top w:val="single" w:sz="4" w:space="0" w:color="auto"/>
+              <w:left w:val="single" w:sz="4" w:space="0" w:color="auto"/>
+              <w:bottom w:val="single" w:sz="4" w:space="0" w:color="auto"/>
+              <w:right w:val="single" w:sz="4" w:space="0" w:color="auto"/>
+            </w:tcBorders>
+            <w:vAlign w:val="center"/>
+          </w:tcPr>
+          <w:p>
+            <w:pPr>
+              <w:jc w:val="center"/>
+            </w:pPr>
+          </w:p>
+        </w:tc>
+      </w:tr>
+      <w:tr>
+        <w:trPr>
+          <w:trHeight w:val="662"/>
+        </w:trPr>
+        <w:tc>
+          <w:tcPr>
+            <w:tcW w:w="4824" w:type="dxa"/>
+            <w:tcBorders>
+              <w:top w:val="single" w:sz="4" w:space="0" w:color="auto"/>
+              <w:left w:val="single" w:sz="4" w:space="0" w:color="auto"/>
+              <w:bottom w:val="single" w:sz="4" w:space="0" w:color="auto"/>
+              <w:right w:val="single" w:sz="4" w:space="0" w:color="auto"/>
+            </w:tcBorders>
+            <w:vAlign w:val="center"/>
+          </w:tcPr>
+          <w:p>
+            <w:pPr>
+              <w:jc w:val="center"/>
+            </w:pPr>
+          </w:p>
+        </w:tc>
+        <w:tc>
+          <w:tcPr>
+            <w:tcW w:w="4824" w:type="dxa"/>
+            <w:tcBorders>
+              <w:top w:val="single" w:sz="4" w:space="0" w:color="auto"/>
+              <w:left w:val="single" w:sz="4" w:space="0" w:color="auto"/>
+              <w:bottom w:val="single" w:sz="4" w:space="0" w:color="auto"/>
+              <w:right w:val="single" w:sz="4" w:space="0" w:color="auto"/>
+            </w:tcBorders>
+            <w:vAlign w:val="center"/>
+          </w:tcPr>
+          <w:p>
+            <w:pPr>
+              <w:jc w:val="center"/>
+            </w:pPr>
+          </w:p>
+        </w:tc>
+      </w:tr>
+    </w:tbl>
+    <w:p>
+      <w:pPr>
+        <w:widowControl/>
+        <w:tabs>
+          <w:tab w:val="clear" w:pos="0"/>
+          <w:tab w:val="clear" w:pos="720"/>
+          <w:tab w:val="clear" w:pos="1440"/>
+          <w:tab w:val="clear" w:pos="2160"/>
+          <w:tab w:val="clear" w:pos="2880"/>
+          <w:tab w:val="clear" w:pos="3600"/>
+          <w:tab w:val="clear" w:pos="4320"/>
+          <w:tab w:val="clear" w:pos="5040"/>
+          <w:tab w:val="clear" w:pos="5760"/>
+          <w:tab w:val="clear" w:pos="6480"/>
+          <w:tab w:val="clear" w:pos="7200"/>
+          <w:tab w:val="clear" w:pos="7920"/>
+          <w:tab w:val="clear" w:pos="8640"/>
+        </w:tabs>
+        <w:autoSpaceDE/>
+        <w:autoSpaceDN/>
+        <w:adjustRightInd/>
+        <w:ind w:right="-144"/>
+        <w:jc w:val="center"/>
+        <w:rPr>
+          <w:b/>
+        </w:rPr>
+      </w:pPr>
+      <w:r>
+        <w:rPr>
+          <w:b/>
+        </w:rPr>
+        <w:br w:type="page"/>
+      </w:r>
+    </w:p>
+    <w:tbl>
+      <w:tblPr>
+        <w:tblW w:w="0" w:type="auto"/>
+        <w:tblBorders>
+          <w:top w:val="single" w:sz="4" w:space="0" w:color="auto"/>
+          <w:left w:val="single" w:sz="4" w:space="0" w:color="auto"/>
+          <w:bottom w:val="single" w:sz="4" w:space="0" w:color="auto"/>
+          <w:right w:val="single" w:sz="4" w:space="0" w:color="auto"/>
+          <w:insideH w:val="single" w:sz="4" w:space="0" w:color="auto"/>
+          <w:insideV w:val="single" w:sz="4" w:space="0" w:color="auto"/>
+        </w:tblBorders>
+        <w:tblLayout w:type="fixed"/>
+        <w:tblLook w:val="04A0" w:firstRow="1" w:lastRow="0" w:firstColumn="1" w:lastColumn="0" w:noHBand="0" w:noVBand="1"/>
+      </w:tblPr>
+      <w:tblGrid>
+        <w:gridCol w:w="4824"/>
+        <w:gridCol w:w="4824"/>
+      </w:tblGrid>
+      <w:tr>
+        <w:trPr>
+          <w:trHeight w:val="3744"/>
+        </w:trPr>
+        <w:tc>
+          <w:tcPr>
+            <w:tcW w:w="4824" w:type="dxa"/>
+            <w:tcBorders>
+              <w:top w:val="single" w:sz="4" w:space="0" w:color="auto"/>
+              <w:left w:val="single" w:sz="4" w:space="0" w:color="auto"/>
+              <w:bottom w:val="single" w:sz="4" w:space="0" w:color="auto"/>
+              <w:right w:val="single" w:sz="4" w:space="0" w:color="auto"/>
+            </w:tcBorders>
+            <w:vAlign w:val="center"/>
+          </w:tcPr>
+          <w:p>
+            <w:pPr>
+              <w:jc w:val="center"/>
+            </w:pPr>
+          </w:p>
+        </w:tc>
+        <w:tc>
+          <w:tcPr>
+            <w:tcW w:w="4824" w:type="dxa"/>
+            <w:tcBorders>
+              <w:top w:val="single" w:sz="4" w:space="0" w:color="auto"/>
+              <w:left w:val="single" w:sz="4" w:space="0" w:color="auto"/>
+              <w:bottom w:val="single" w:sz="4" w:space="0" w:color="auto"/>
+              <w:right w:val="single" w:sz="4" w:space="0" w:color="auto"/>
+            </w:tcBorders>
+            <w:vAlign w:val="center"/>
+          </w:tcPr>
+          <w:p>
+            <w:pPr>
+              <w:jc w:val="center"/>
+            </w:pPr>
+          </w:p>
+        </w:tc>
+      </w:tr>
+      <w:tr>
+        <w:trPr>
+          <w:trHeight w:val="662"/>
+        </w:trPr>
+        <w:tc>
+          <w:tcPr>
+            <w:tcW w:w="4824" w:type="dxa"/>
+            <w:tcBorders>
+              <w:top w:val="single" w:sz="4" w:space="0" w:color="auto"/>
+              <w:left w:val="single" w:sz="4" w:space="0" w:color="auto"/>
+              <w:bottom w:val="single" w:sz="4" w:space="0" w:color="auto"/>
+              <w:right w:val="single" w:sz="4" w:space="0" w:color="auto"/>
+            </w:tcBorders>
+            <w:vAlign w:val="center"/>
+          </w:tcPr>
+          <w:p>
+            <w:pPr>
+              <w:jc w:val="center"/>
+            </w:pPr>
+          </w:p>
+        </w:tc>
+        <w:tc>
+          <w:tcPr>
+            <w:tcW w:w="4824" w:type="dxa"/>
+            <w:tcBorders>
+              <w:top w:val="single" w:sz="4" w:space="0" w:color="auto"/>
+              <w:left w:val="single" w:sz="4" w:space="0" w:color="auto"/>
+              <w:bottom w:val="single" w:sz="4" w:space="0" w:color="auto"/>
+              <w:right w:val="single" w:sz="4" w:space="0" w:color="auto"/>
+            </w:tcBorders>
+            <w:vAlign w:val="center"/>
+          </w:tcPr>
+          <w:p>
+            <w:pPr>
+              <w:jc w:val="center"/>
+            </w:pPr>
+          </w:p>
+        </w:tc>
+      </w:tr>
+      <w:tr>
+        <w:trPr>
+          <w:trHeight w:val="3744"/>
+        </w:trPr>
+        <w:tc>
+          <w:tcPr>
+            <w:tcW w:w="4824" w:type="dxa"/>
+            <w:tcBorders>
+              <w:top w:val="single" w:sz="4" w:space="0" w:color="auto"/>
+              <w:left w:val="single" w:sz="4" w:space="0" w:color="auto"/>
+              <w:bottom w:val="single" w:sz="4" w:space="0" w:color="auto"/>
+              <w:right w:val="single" w:sz="4" w:space="0" w:color="auto"/>
+            </w:tcBorders>
+            <w:vAlign w:val="center"/>
+          </w:tcPr>
+          <w:p>
+            <w:pPr>
+              <w:jc w:val="center"/>
+            </w:pPr>
+          </w:p>
+        </w:tc>
+        <w:tc>
+          <w:tcPr>
+            <w:tcW w:w="4824" w:type="dxa"/>
+            <w:tcBorders>
+              <w:top w:val="single" w:sz="4" w:space="0" w:color="auto"/>
+              <w:left w:val="single" w:sz="4" w:space="0" w:color="auto"/>
+              <w:bottom w:val="single" w:sz="4" w:space="0" w:color="auto"/>
+              <w:right w:val="single" w:sz="4" w:space="0" w:color="auto"/>
+            </w:tcBorders>
+            <w:vAlign w:val="center"/>
+          </w:tcPr>
+          <w:p>
+            <w:pPr>
+              <w:jc w:val="center"/>
+            </w:pPr>
+          </w:p>
+        </w:tc>
+      </w:tr>
+      <w:tr>
+        <w:trPr>
+          <w:trHeight w:val="662"/>
+        </w:trPr>
+        <w:tc>
+          <w:tcPr>
+            <w:tcW w:w="4824" w:type="dxa"/>
+            <w:tcBorders>
+              <w:top w:val="single" w:sz="4" w:space="0" w:color="auto"/>
+              <w:left w:val="single" w:sz="4" w:space="0" w:color="auto"/>
+              <w:bottom w:val="single" w:sz="4" w:space="0" w:color="auto"/>
+              <w:right w:val="single" w:sz="4" w:space="0" w:color="auto"/>
+            </w:tcBorders>
+            <w:vAlign w:val="center"/>
+          </w:tcPr>
+          <w:p>
+            <w:pPr>
+              <w:jc w:val="center"/>
+            </w:pPr>
+          </w:p>
+        </w:tc>
+        <w:tc>
+          <w:tcPr>
+            <w:tcW w:w="4824" w:type="dxa"/>
+            <w:tcBorders>
+              <w:top w:val="single" w:sz="4" w:space="0" w:color="auto"/>
+              <w:left w:val="single" w:sz="4" w:space="0" w:color="auto"/>
+              <w:bottom w:val="single" w:sz="4" w:space="0" w:color="auto"/>
+              <w:right w:val="single" w:sz="4" w:space="0" w:color="auto"/>
+            </w:tcBorders>
+            <w:vAlign w:val="center"/>
+          </w:tcPr>
+          <w:p>
+            <w:pPr>
+              <w:jc w:val="center"/>
+            </w:pPr>
+          </w:p>
+        </w:tc>
+      </w:tr>
+      <w:tr>
+        <w:trPr>
+          <w:trHeight w:val="3744"/>
+        </w:trPr>
+        <w:tc>
+          <w:tcPr>
+            <w:tcW w:w="4824" w:type="dxa"/>
+            <w:tcBorders>
+              <w:top w:val="single" w:sz="4" w:space="0" w:color="auto"/>
+              <w:left w:val="single" w:sz="4" w:space="0" w:color="auto"/>
+              <w:bottom w:val="single" w:sz="4" w:space="0" w:color="auto"/>
+              <w:right w:val="single" w:sz="4" w:space="0" w:color="auto"/>
+            </w:tcBorders>
+            <w:vAlign w:val="center"/>
+          </w:tcPr>
+          <w:p>
+            <w:pPr>
+              <w:jc w:val="center"/>
+            </w:pPr>
+          </w:p>
+        </w:tc>
+        <w:tc>
+          <w:tcPr>
+            <w:tcW w:w="4824" w:type="dxa"/>
+            <w:tcBorders>
+              <w:top w:val="single" w:sz="4" w:space="0" w:color="auto"/>
+              <w:left w:val="single" w:sz="4" w:space="0" w:color="auto"/>
+              <w:bottom w:val="single" w:sz="4" w:space="0" w:color="auto"/>
+              <w:right w:val="single" w:sz="4" w:space="0" w:color="auto"/>
+            </w:tcBorders>
+            <w:vAlign w:val="center"/>
+          </w:tcPr>
+          <w:p>
+            <w:pPr>
+              <w:jc w:val="center"/>
+            </w:pPr>
+          </w:p>
+        </w:tc>
+      </w:tr>
+      <w:tr>
+        <w:trPr>
+          <w:trHeight w:val="662"/>
+        </w:trPr>
+        <w:tc>
+          <w:tcPr>
+            <w:tcW w:w="4824" w:type="dxa"/>
+            <w:tcBorders>
+              <w:top w:val="single" w:sz="4" w:space="0" w:color="auto"/>
+              <w:left w:val="single" w:sz="4" w:space="0" w:color="auto"/>
+              <w:bottom w:val="single" w:sz="4" w:space="0" w:color="auto"/>
+              <w:right w:val="single" w:sz="4" w:space="0" w:color="auto"/>
+            </w:tcBorders>
+            <w:vAlign w:val="center"/>
+          </w:tcPr>
+          <w:p>
+            <w:pPr>
+              <w:jc w:val="center"/>
+            </w:pPr>
+          </w:p>
+        </w:tc>
+        <w:tc>
+          <w:tcPr>
+            <w:tcW w:w="4824" w:type="dxa"/>
+            <w:tcBorders>
+              <w:top w:val="single" w:sz="4" w:space="0" w:color="auto"/>
+              <w:left w:val="single" w:sz="4" w:space="0" w:color="auto"/>
+              <w:bottom w:val="single" w:sz="4" w:space="0" w:color="auto"/>
+              <w:right w:val="single" w:sz="4" w:space="0" w:color="auto"/>
+            </w:tcBorders>
+            <w:vAlign w:val="center"/>
+          </w:tcPr>
+          <w:p>
+            <w:pPr>
+              <w:jc w:val="center"/>
+            </w:pPr>
+          </w:p>
+        </w:tc>
+      </w:tr>
+    </w:tbl>
+    <w:p>
+      <w:pPr>
+        <w:widowControl/>
+        <w:tabs>
+          <w:tab w:val="clear" w:pos="0"/>
+          <w:tab w:val="clear" w:pos="720"/>
+          <w:tab w:val="clear" w:pos="1440"/>
+          <w:tab w:val="clear" w:pos="2160"/>
+          <w:tab w:val="clear" w:pos="2880"/>
+          <w:tab w:val="clear" w:pos="3600"/>
+          <w:tab w:val="clear" w:pos="4320"/>
+          <w:tab w:val="clear" w:pos="5040"/>
+          <w:tab w:val="clear" w:pos="5760"/>
+          <w:tab w:val="clear" w:pos="6480"/>
+          <w:tab w:val="clear" w:pos="7200"/>
+          <w:tab w:val="clear" w:pos="7920"/>
+          <w:tab w:val="clear" w:pos="8640"/>
+        </w:tabs>
+        <w:autoSpaceDE/>
+        <w:autoSpaceDN/>
+        <w:adjustRightInd/>
+        <w:ind w:right="-144"/>
+        <w:jc w:val="center"/>
+        <w:rPr>
+          <w:b/>
+        </w:rPr>
+      </w:pPr>
+      <w:r>
+        <w:rPr>
+          <w:b/>
+        </w:rPr>
+        <w:br w:type="page"/>
+      </w:r>
+    </w:p>
+    <w:tbl>
+      <w:tblPr>
+        <w:tblW w:w="0" w:type="auto"/>
+        <w:tblBorders>
+          <w:top w:val="single" w:sz="4" w:space="0" w:color="auto"/>
+          <w:left w:val="single" w:sz="4" w:space="0" w:color="auto"/>
+          <w:bottom w:val="single" w:sz="4" w:space="0" w:color="auto"/>
+          <w:right w:val="single" w:sz="4" w:space="0" w:color="auto"/>
+          <w:insideH w:val="single" w:sz="4" w:space="0" w:color="auto"/>
+          <w:insideV w:val="single" w:sz="4" w:space="0" w:color="auto"/>
+        </w:tblBorders>
+        <w:tblLayout w:type="fixed"/>
+        <w:tblLook w:val="04A0" w:firstRow="1" w:lastRow="0" w:firstColumn="1" w:lastColumn="0" w:noHBand="0" w:noVBand="1"/>
+      </w:tblPr>
+      <w:tblGrid>
+        <w:gridCol w:w="4824"/>
+        <w:gridCol w:w="4824"/>
+      </w:tblGrid>
+      <w:tr>
+        <w:trPr>
+          <w:trHeight w:val="3744"/>
+        </w:trPr>
+        <w:tc>
+          <w:tcPr>
+            <w:tcW w:w="4824" w:type="dxa"/>
+            <w:tcBorders>
+              <w:top w:val="single" w:sz="4" w:space="0" w:color="auto"/>
+              <w:left w:val="single" w:sz="4" w:space="0" w:color="auto"/>
+              <w:bottom w:val="single" w:sz="4" w:space="0" w:color="auto"/>
+              <w:right w:val="single" w:sz="4" w:space="0" w:color="auto"/>
+            </w:tcBorders>
+            <w:vAlign w:val="center"/>
+          </w:tcPr>
+          <w:p>
+            <w:pPr>
+              <w:jc w:val="center"/>
+            </w:pPr>
+          </w:p>
+        </w:tc>
+        <w:tc>
+          <w:tcPr>
+            <w:tcW w:w="4824" w:type="dxa"/>
+            <w:tcBorders>
+              <w:top w:val="single" w:sz="4" w:space="0" w:color="auto"/>
+              <w:left w:val="single" w:sz="4" w:space="0" w:color="auto"/>
+              <w:bottom w:val="single" w:sz="4" w:space="0" w:color="auto"/>
+              <w:right w:val="single" w:sz="4" w:space="0" w:color="auto"/>
+            </w:tcBorders>
+            <w:vAlign w:val="center"/>
+          </w:tcPr>
+          <w:p>
+            <w:pPr>
+              <w:jc w:val="center"/>
+            </w:pPr>
+          </w:p>
+        </w:tc>
+      </w:tr>
+      <w:tr>
+        <w:trPr>
+          <w:trHeight w:val="662"/>
+        </w:trPr>
+        <w:tc>
+          <w:tcPr>
+            <w:tcW w:w="4824" w:type="dxa"/>
+            <w:tcBorders>
+              <w:top w:val="single" w:sz="4" w:space="0" w:color="auto"/>
+              <w:left w:val="single" w:sz="4" w:space="0" w:color="auto"/>
+              <w:bottom w:val="single" w:sz="4" w:space="0" w:color="auto"/>
+              <w:right w:val="single" w:sz="4" w:space="0" w:color="auto"/>
+            </w:tcBorders>
+            <w:vAlign w:val="center"/>
+          </w:tcPr>
+          <w:p>
+            <w:pPr>
+              <w:jc w:val="center"/>
+            </w:pPr>
+          </w:p>
+        </w:tc>
+        <w:tc>
+          <w:tcPr>
+            <w:tcW w:w="4824" w:type="dxa"/>
+            <w:tcBorders>
+              <w:top w:val="single" w:sz="4" w:space="0" w:color="auto"/>
+              <w:left w:val="single" w:sz="4" w:space="0" w:color="auto"/>
+              <w:bottom w:val="single" w:sz="4" w:space="0" w:color="auto"/>
+              <w:right w:val="single" w:sz="4" w:space="0" w:color="auto"/>
+            </w:tcBorders>
+            <w:vAlign w:val="center"/>
+          </w:tcPr>
+          <w:p>
+            <w:pPr>
+              <w:jc w:val="center"/>
+            </w:pPr>
+          </w:p>
+        </w:tc>
+      </w:tr>
+      <w:tr>
+        <w:trPr>
+          <w:trHeight w:val="3744"/>
+        </w:trPr>
+        <w:tc>
+          <w:tcPr>
+            <w:tcW w:w="4824" w:type="dxa"/>
+            <w:tcBorders>
+              <w:top w:val="single" w:sz="4" w:space="0" w:color="auto"/>
+              <w:left w:val="single" w:sz="4" w:space="0" w:color="auto"/>
+              <w:bottom w:val="single" w:sz="4" w:space="0" w:color="auto"/>
+              <w:right w:val="single" w:sz="4" w:space="0" w:color="auto"/>
+            </w:tcBorders>
+            <w:vAlign w:val="center"/>
+          </w:tcPr>
+          <w:p>
+            <w:pPr>
+              <w:jc w:val="center"/>
+            </w:pPr>
+          </w:p>
+        </w:tc>
+        <w:tc>
+          <w:tcPr>
+            <w:tcW w:w="4824" w:type="dxa"/>
+            <w:tcBorders>
+              <w:top w:val="single" w:sz="4" w:space="0" w:color="auto"/>
+              <w:left w:val="single" w:sz="4" w:space="0" w:color="auto"/>
+              <w:bottom w:val="single" w:sz="4" w:space="0" w:color="auto"/>
+              <w:right w:val="single" w:sz="4" w:space="0" w:color="auto"/>
+            </w:tcBorders>
+            <w:vAlign w:val="center"/>
+          </w:tcPr>
+          <w:p>
+            <w:pPr>
+              <w:jc w:val="center"/>
+            </w:pPr>
+          </w:p>
+        </w:tc>
+      </w:tr>
+      <w:tr>
+        <w:trPr>
+          <w:trHeight w:val="662"/>
+        </w:trPr>
+        <w:tc>
+          <w:tcPr>
+            <w:tcW w:w="4824" w:type="dxa"/>
+            <w:tcBorders>
+              <w:top w:val="single" w:sz="4" w:space="0" w:color="auto"/>
+              <w:left w:val="single" w:sz="4" w:space="0" w:color="auto"/>
+              <w:bottom w:val="single" w:sz="4" w:space="0" w:color="auto"/>
+              <w:right w:val="single" w:sz="4" w:space="0" w:color="auto"/>
+            </w:tcBorders>
+            <w:vAlign w:val="center"/>
+          </w:tcPr>
+          <w:p>
+            <w:pPr>
+              <w:jc w:val="center"/>
+            </w:pPr>
+          </w:p>
+        </w:tc>
+        <w:tc>
+          <w:tcPr>
+            <w:tcW w:w="4824" w:type="dxa"/>
+            <w:tcBorders>
+              <w:top w:val="single" w:sz="4" w:space="0" w:color="auto"/>
+              <w:left w:val="single" w:sz="4" w:space="0" w:color="auto"/>
+              <w:bottom w:val="single" w:sz="4" w:space="0" w:color="auto"/>
+              <w:right w:val="single" w:sz="4" w:space="0" w:color="auto"/>
+            </w:tcBorders>
+            <w:vAlign w:val="center"/>
+          </w:tcPr>
+          <w:p>
+            <w:pPr>
+              <w:jc w:val="center"/>
+            </w:pPr>
+          </w:p>
+        </w:tc>
+      </w:tr>
+      <w:tr>
+        <w:trPr>
+          <w:trHeight w:val="3744"/>
+        </w:trPr>
+        <w:tc>
+          <w:tcPr>
+            <w:tcW w:w="4824" w:type="dxa"/>
+            <w:tcBorders>
+              <w:top w:val="single" w:sz="4" w:space="0" w:color="auto"/>
+              <w:left w:val="single" w:sz="4" w:space="0" w:color="auto"/>
+              <w:bottom w:val="single" w:sz="4" w:space="0" w:color="auto"/>
+              <w:right w:val="single" w:sz="4" w:space="0" w:color="auto"/>
+            </w:tcBorders>
+            <w:vAlign w:val="center"/>
+          </w:tcPr>
+          <w:p>
+            <w:pPr>
+              <w:jc w:val="center"/>
+            </w:pPr>
+          </w:p>
+        </w:tc>
+        <w:tc>
+          <w:tcPr>
+            <w:tcW w:w="4824" w:type="dxa"/>
+            <w:tcBorders>
+              <w:top w:val="single" w:sz="4" w:space="0" w:color="auto"/>
+              <w:left w:val="single" w:sz="4" w:space="0" w:color="auto"/>
+              <w:bottom w:val="single" w:sz="4" w:space="0" w:color="auto"/>
+              <w:right w:val="single" w:sz="4" w:space="0" w:color="auto"/>
+            </w:tcBorders>
+            <w:vAlign w:val="center"/>
+          </w:tcPr>
+          <w:p>
+            <w:pPr>
+              <w:jc w:val="center"/>
+            </w:pPr>
+          </w:p>
+        </w:tc>
+      </w:tr>
+      <w:tr>
+        <w:trPr>
+          <w:trHeight w:val="662"/>
+        </w:trPr>
+        <w:tc>
+          <w:tcPr>
+            <w:tcW w:w="4824" w:type="dxa"/>
+            <w:tcBorders>
+              <w:top w:val="single" w:sz="4" w:space="0" w:color="auto"/>
+              <w:left w:val="single" w:sz="4" w:space="0" w:color="auto"/>
+              <w:bottom w:val="single" w:sz="4" w:space="0" w:color="auto"/>
+              <w:right w:val="single" w:sz="4" w:space="0" w:color="auto"/>
+            </w:tcBorders>
+            <w:vAlign w:val="center"/>
+          </w:tcPr>
+          <w:p>
+            <w:pPr>
+              <w:jc w:val="center"/>
+            </w:pPr>
+          </w:p>
+        </w:tc>
+        <w:tc>
+          <w:tcPr>
+            <w:tcW w:w="4824" w:type="dxa"/>
+            <w:tcBorders>
+              <w:top w:val="single" w:sz="4" w:space="0" w:color="auto"/>
+              <w:left w:val="single" w:sz="4" w:space="0" w:color="auto"/>
+              <w:bottom w:val="single" w:sz="4" w:space="0" w:color="auto"/>
+              <w:right w:val="single" w:sz="4" w:space="0" w:color="auto"/>
+            </w:tcBorders>
+            <w:vAlign w:val="center"/>
+          </w:tcPr>
+          <w:p>
+            <w:pPr>
+              <w:jc w:val="center"/>
+            </w:pPr>
+          </w:p>
+        </w:tc>
+      </w:tr>
+    </w:tbl>
+    <w:p>
+      <w:pPr>
+        <w:widowControl/>
+        <w:tabs>
+          <w:tab w:val="clear" w:pos="0"/>
+          <w:tab w:val="clear" w:pos="720"/>
+          <w:tab w:val="clear" w:pos="1440"/>
+          <w:tab w:val="clear" w:pos="2160"/>
+          <w:tab w:val="clear" w:pos="2880"/>
+          <w:tab w:val="clear" w:pos="3600"/>
+          <w:tab w:val="clear" w:pos="4320"/>
+          <w:tab w:val="clear" w:pos="5040"/>
+          <w:tab w:val="clear" w:pos="5760"/>
+          <w:tab w:val="clear" w:pos="6480"/>
+          <w:tab w:val="clear" w:pos="7200"/>
+          <w:tab w:val="clear" w:pos="7920"/>
+          <w:tab w:val="clear" w:pos="8640"/>
+        </w:tabs>
+        <w:autoSpaceDE/>
+        <w:autoSpaceDN/>
+        <w:adjustRightInd/>
+        <w:ind w:right="-144"/>
+        <w:jc w:val="center"/>
+        <w:rPr>
+          <w:b/>
+        </w:rPr>
+      </w:pPr>
+      <w:r>
+        <w:rPr>
+          <w:b/>
+        </w:rPr>
+        <w:br w:type="page"/>
+      </w:r>
     </w:p>
     <w:tbl>
       <w:tblPr>
